--- a/ГиПКИ - экз/practics/prak1/работа1.docx
+++ b/ГиПКИ - экз/practics/prak1/работа1.docx
@@ -464,7 +464,189 @@
           <w:iCs w:val="0"/>
           <w:color w:val="auto"/>
         </w:rPr>
-        <w:t xml:space="preserve"> происходит при нажатии на иконку здания и при достаточном кол-ве «печенья»</w:t>
+        <w:t xml:space="preserve"> </w:t>
+      </w:r>
+    </w:p>
+    <w:p>
+      <w:pPr>
+        <w:pStyle w:val="2"/>
+        <w:numPr>
+          <w:ilvl w:val="0"/>
+          <w:numId w:val="0"/>
+        </w:numPr>
+        <w:ind w:left="1418" w:firstLine="709"/>
+        <w:rPr>
+          <w:rStyle w:val="a9"/>
+          <w:i w:val="0"/>
+          <w:iCs w:val="0"/>
+          <w:color w:val="auto"/>
+        </w:rPr>
+      </w:pPr>
+      <w:r>
+        <w:rPr>
+          <w:rStyle w:val="a9"/>
+          <w:b/>
+          <w:i w:val="0"/>
+          <w:iCs w:val="0"/>
+          <w:color w:val="auto"/>
+        </w:rPr>
+        <w:t>Условие:</w:t>
+      </w:r>
+      <w:r>
+        <w:rPr>
+          <w:rStyle w:val="a9"/>
+          <w:i w:val="0"/>
+          <w:iCs w:val="0"/>
+          <w:color w:val="auto"/>
+        </w:rPr>
+        <w:t xml:space="preserve"> </w:t>
+      </w:r>
+    </w:p>
+    <w:p>
+      <w:pPr>
+        <w:pStyle w:val="2"/>
+        <w:numPr>
+          <w:ilvl w:val="0"/>
+          <w:numId w:val="6"/>
+        </w:numPr>
+        <w:rPr>
+          <w:rStyle w:val="a9"/>
+          <w:i w:val="0"/>
+          <w:iCs w:val="0"/>
+          <w:color w:val="auto"/>
+        </w:rPr>
+      </w:pPr>
+      <w:r>
+        <w:rPr>
+          <w:rStyle w:val="a9"/>
+          <w:i w:val="0"/>
+          <w:iCs w:val="0"/>
+          <w:color w:val="auto"/>
+        </w:rPr>
+        <w:t>Нажатие по иконке здания;</w:t>
+      </w:r>
+    </w:p>
+    <w:p>
+      <w:pPr>
+        <w:pStyle w:val="2"/>
+        <w:numPr>
+          <w:ilvl w:val="0"/>
+          <w:numId w:val="6"/>
+        </w:numPr>
+        <w:rPr>
+          <w:rStyle w:val="a9"/>
+          <w:i w:val="0"/>
+          <w:iCs w:val="0"/>
+          <w:color w:val="auto"/>
+        </w:rPr>
+      </w:pPr>
+      <w:r>
+        <w:rPr>
+          <w:rStyle w:val="a9"/>
+          <w:i w:val="0"/>
+          <w:iCs w:val="0"/>
+          <w:color w:val="auto"/>
+        </w:rPr>
+        <w:t>Наличие достаточного кол-ва печенья (вычисляется по формуле);</w:t>
+      </w:r>
+    </w:p>
+    <w:p>
+      <w:pPr>
+        <w:pStyle w:val="2"/>
+        <w:numPr>
+          <w:ilvl w:val="0"/>
+          <w:numId w:val="0"/>
+        </w:numPr>
+        <w:ind w:left="2127"/>
+        <w:rPr>
+          <w:rStyle w:val="a9"/>
+          <w:i w:val="0"/>
+          <w:iCs w:val="0"/>
+          <w:color w:val="auto"/>
+        </w:rPr>
+      </w:pPr>
+      <w:r>
+        <w:rPr>
+          <w:rStyle w:val="a9"/>
+          <w:b/>
+          <w:i w:val="0"/>
+          <w:iCs w:val="0"/>
+          <w:color w:val="auto"/>
+        </w:rPr>
+        <w:t>Результат:</w:t>
+      </w:r>
+      <w:r>
+        <w:rPr>
+          <w:rStyle w:val="a9"/>
+          <w:i w:val="0"/>
+          <w:iCs w:val="0"/>
+          <w:color w:val="auto"/>
+        </w:rPr>
+        <w:t xml:space="preserve"> </w:t>
+      </w:r>
+    </w:p>
+    <w:p>
+      <w:pPr>
+        <w:pStyle w:val="2"/>
+        <w:numPr>
+          <w:ilvl w:val="0"/>
+          <w:numId w:val="0"/>
+        </w:numPr>
+        <w:ind w:left="2127"/>
+        <w:rPr>
+          <w:rStyle w:val="a9"/>
+          <w:i w:val="0"/>
+          <w:iCs w:val="0"/>
+          <w:color w:val="auto"/>
+        </w:rPr>
+      </w:pPr>
+      <w:r>
+        <w:rPr>
+          <w:rStyle w:val="a9"/>
+          <w:i w:val="0"/>
+          <w:iCs w:val="0"/>
+          <w:color w:val="auto"/>
+        </w:rPr>
+        <w:t xml:space="preserve">Увеличивается текущее кол-во зданий данного типа на купленное кол-во; </w:t>
+      </w:r>
+    </w:p>
+    <w:p>
+      <w:pPr>
+        <w:pStyle w:val="2"/>
+        <w:rPr>
+          <w:rStyle w:val="a9"/>
+          <w:i w:val="0"/>
+          <w:iCs w:val="0"/>
+          <w:color w:val="auto"/>
+        </w:rPr>
+      </w:pPr>
+      <w:r>
+        <w:rPr>
+          <w:rStyle w:val="a9"/>
+          <w:b/>
+          <w:i w:val="0"/>
+          <w:iCs w:val="0"/>
+          <w:color w:val="auto"/>
+        </w:rPr>
+        <w:t>Появление улучшения</w:t>
+      </w:r>
+      <w:r>
+        <w:rPr>
+          <w:rStyle w:val="a9"/>
+          <w:i w:val="0"/>
+          <w:iCs w:val="0"/>
+          <w:color w:val="auto"/>
+        </w:rPr>
+        <w:t xml:space="preserve"> –</w:t>
+      </w:r>
+      <w:r>
+        <w:rPr>
+          <w:rStyle w:val="a9"/>
+          <w:i w:val="0"/>
+          <w:iCs w:val="0"/>
+          <w:color w:val="auto"/>
+        </w:rPr>
+        <w:t xml:space="preserve"> улучшение появляется в магазине, если у игрока есть достаточное кол-во «печенья» и зданий требуемого типа</w:t>
       </w:r>
       <w:r>
         <w:rPr>
@@ -494,58 +676,172 @@
           <w:iCs w:val="0"/>
           <w:color w:val="auto"/>
         </w:rPr>
-        <w:t>Появление улучшения</w:t>
-      </w:r>
-      <w:r>
-        <w:rPr>
-          <w:rStyle w:val="a9"/>
-          <w:i w:val="0"/>
-          <w:iCs w:val="0"/>
+        <w:t>Клик по новостной ленте</w:t>
+      </w:r>
+      <w:r>
+        <w:rPr>
+          <w:rStyle w:val="a9"/>
+          <w:i w:val="0"/>
+          <w:iCs w:val="0"/>
+          <w:color w:val="auto"/>
+        </w:rPr>
+        <w:t xml:space="preserve"> </w:t>
+      </w:r>
+      <w:r>
+        <w:rPr>
+          <w:rStyle w:val="a9"/>
+          <w:i w:val="0"/>
+          <w:iCs w:val="0"/>
+          <w:color w:val="auto"/>
+        </w:rPr>
+        <w:t>–</w:t>
+      </w:r>
+      <w:r>
+        <w:rPr>
+          <w:rStyle w:val="a9"/>
+          <w:i w:val="0"/>
+          <w:iCs w:val="0"/>
+          <w:color w:val="auto"/>
+        </w:rPr>
+        <w:t xml:space="preserve"> меняет новость на другую в новостной ленте</w:t>
+      </w:r>
+      <w:r>
+        <w:rPr>
+          <w:rStyle w:val="a9"/>
+          <w:i w:val="0"/>
+          <w:iCs w:val="0"/>
+          <w:color w:val="auto"/>
+        </w:rPr>
+        <w:t>;</w:t>
+      </w:r>
+    </w:p>
+    <w:p>
+      <w:pPr>
+        <w:pStyle w:val="2"/>
+        <w:rPr>
+          <w:color w:val="auto"/>
+        </w:rPr>
+      </w:pPr>
+      <w:r>
+        <w:rPr>
+          <w:b/>
+          <w:color w:val="auto"/>
+        </w:rPr>
+        <w:t>Получение небесных крошек</w:t>
+      </w:r>
+      <w:r>
+        <w:rPr>
+          <w:color w:val="auto"/>
+        </w:rPr>
+        <w:t xml:space="preserve"> – игровая валюта,</w:t>
+      </w:r>
+      <w:r>
+        <w:rPr>
+          <w:color w:val="auto"/>
+        </w:rPr>
+        <w:t xml:space="preserve"> которая увеличивается при получении определённого кол-ва печенья</w:t>
+      </w:r>
+      <w:r>
+        <w:rPr>
+          <w:color w:val="auto"/>
+        </w:rPr>
+        <w:t>.</w:t>
+      </w:r>
+      <w:r>
+        <w:rPr>
+          <w:color w:val="auto"/>
+        </w:rPr>
+        <w:t xml:space="preserve"> Итоговое кол-во небесных крошек вычисляется по конкретной формуле</w:t>
+      </w:r>
+      <w:r>
+        <w:rPr>
+          <w:color w:val="auto"/>
+        </w:rPr>
+        <w:t>;</w:t>
+      </w:r>
+    </w:p>
+    <w:p>
+      <w:pPr>
+        <w:pStyle w:val="2"/>
+        <w:rPr>
+          <w:color w:val="auto"/>
+        </w:rPr>
+      </w:pPr>
+      <w:r>
+        <w:rPr>
+          <w:b/>
+          <w:color w:val="auto"/>
+        </w:rPr>
+        <w:t>Нажатие на кнопку совершения</w:t>
+      </w:r>
+      <w:r>
+        <w:rPr>
+          <w:b/>
+          <w:color w:val="auto"/>
+        </w:rPr>
+        <w:t xml:space="preserve"> восхождения</w:t>
+      </w:r>
+      <w:r>
+        <w:rPr>
           <w:color w:val="auto"/>
         </w:rPr>
         <w:t xml:space="preserve"> –</w:t>
       </w:r>
       <w:r>
         <w:rPr>
-          <w:rStyle w:val="a9"/>
-          <w:i w:val="0"/>
-          <w:iCs w:val="0"/>
-          <w:color w:val="auto"/>
-        </w:rPr>
-        <w:t xml:space="preserve"> улучшение появляется в магазине, если у игрока есть достаточное кол-во </w:t>
-      </w:r>
-      <w:r>
-        <w:rPr>
-          <w:rStyle w:val="a9"/>
-          <w:i w:val="0"/>
-          <w:iCs w:val="0"/>
-          <w:color w:val="auto"/>
-        </w:rPr>
-        <w:t>«печенья»</w:t>
-      </w:r>
-      <w:r>
-        <w:rPr>
-          <w:rStyle w:val="a9"/>
-          <w:i w:val="0"/>
-          <w:iCs w:val="0"/>
-          <w:color w:val="auto"/>
-        </w:rPr>
-        <w:t xml:space="preserve"> и </w:t>
-      </w:r>
-      <w:r>
-        <w:rPr>
-          <w:rStyle w:val="a9"/>
-          <w:i w:val="0"/>
-          <w:iCs w:val="0"/>
-          <w:color w:val="auto"/>
-        </w:rPr>
-        <w:t>зданий требуемого типа</w:t>
-      </w:r>
-      <w:r>
-        <w:rPr>
-          <w:rStyle w:val="a9"/>
-          <w:i w:val="0"/>
-          <w:iCs w:val="0"/>
+          <w:color w:val="auto"/>
+        </w:rPr>
+        <w:t xml:space="preserve"> обнуляет </w:t>
+      </w:r>
+      <w:r>
+        <w:rPr>
+          <w:color w:val="auto"/>
+        </w:rPr>
+        <w:lastRenderedPageBreak/>
+        <w:t>текущее кол-во зданий и улуч</w:t>
+      </w:r>
+      <w:r>
+        <w:rPr>
+          <w:color w:val="auto"/>
+        </w:rPr>
+        <w:t>шений</w:t>
+      </w:r>
+      <w:bookmarkStart w:id="0" w:name="_GoBack"/>
+      <w:bookmarkEnd w:id="0"/>
+    </w:p>
+    <w:p>
+      <w:pPr>
+        <w:pStyle w:val="2"/>
+        <w:rPr>
+          <w:color w:val="auto"/>
+        </w:rPr>
+      </w:pPr>
+      <w:proofErr w:type="spellStart"/>
+      <w:proofErr w:type="gramStart"/>
+      <w:r>
+        <w:rPr>
+          <w:color w:val="auto"/>
+        </w:rPr>
+        <w:t>шений</w:t>
+      </w:r>
+      <w:proofErr w:type="spellEnd"/>
+      <w:proofErr w:type="gramEnd"/>
+      <w:r>
+        <w:rPr>
+          <w:color w:val="auto"/>
+        </w:rPr>
+        <w:t xml:space="preserve"> игрока в обмен на небесные крошки. После совершения восхождения игрок отправляется в космический </w:t>
+      </w:r>
+      <w:proofErr w:type="spellStart"/>
+      <w:r>
+        <w:rPr>
+          <w:color w:val="auto"/>
+        </w:rPr>
+        <w:t>хаб</w:t>
+      </w:r>
+      <w:proofErr w:type="spellEnd"/>
+      <w:r>
+        <w:rPr>
           <w:color w:val="auto"/>
         </w:rPr>
         <w:t>;</w:t>
@@ -555,54 +851,75 @@
       <w:pPr>
         <w:pStyle w:val="2"/>
         <w:rPr>
-          <w:rStyle w:val="a9"/>
-          <w:i w:val="0"/>
-          <w:iCs w:val="0"/>
-          <w:color w:val="auto"/>
-        </w:rPr>
-      </w:pPr>
-      <w:r>
-        <w:rPr>
-          <w:rStyle w:val="a9"/>
+          <w:color w:val="auto"/>
+        </w:rPr>
+      </w:pPr>
+      <w:r>
+        <w:rPr>
           <w:b/>
-          <w:i w:val="0"/>
-          <w:iCs w:val="0"/>
-          <w:color w:val="auto"/>
-        </w:rPr>
-        <w:t>Клик по новостной ленте</w:t>
-      </w:r>
-      <w:r>
-        <w:rPr>
-          <w:rStyle w:val="a9"/>
-          <w:i w:val="0"/>
-          <w:iCs w:val="0"/>
+          <w:color w:val="auto"/>
+        </w:rPr>
+        <w:t>Клик по куску сахара</w:t>
+      </w:r>
+      <w:r>
+        <w:rPr>
           <w:color w:val="auto"/>
         </w:rPr>
         <w:t xml:space="preserve"> </w:t>
       </w:r>
       <w:r>
         <w:rPr>
-          <w:rStyle w:val="a9"/>
-          <w:i w:val="0"/>
-          <w:iCs w:val="0"/>
+          <w:color w:val="auto"/>
+        </w:rPr>
+        <w:t xml:space="preserve">– </w:t>
+      </w:r>
+      <w:r>
+        <w:rPr>
+          <w:color w:val="auto"/>
+        </w:rPr>
+        <w:t>даёт игроку 1 кусок сахара, если время со сбора предыдущего куска сахара составляет более 23-ёх часов</w:t>
+      </w:r>
+      <w:r>
+        <w:rPr>
+          <w:color w:val="auto"/>
+        </w:rPr>
+        <w:t>;</w:t>
+      </w:r>
+    </w:p>
+    <w:p>
+      <w:pPr>
+        <w:pStyle w:val="2"/>
+        <w:rPr>
+          <w:color w:val="auto"/>
+        </w:rPr>
+      </w:pPr>
+      <w:r>
+        <w:rPr>
+          <w:b/>
+          <w:color w:val="auto"/>
+        </w:rPr>
+        <w:t>Клик по кнопке «улучшение»</w:t>
+      </w:r>
+      <w:r>
+        <w:rPr>
+          <w:color w:val="auto"/>
+        </w:rPr>
+        <w:t xml:space="preserve"> </w:t>
+      </w:r>
+      <w:r>
+        <w:rPr>
           <w:color w:val="auto"/>
         </w:rPr>
         <w:t>–</w:t>
       </w:r>
       <w:r>
         <w:rPr>
-          <w:rStyle w:val="a9"/>
-          <w:i w:val="0"/>
-          <w:iCs w:val="0"/>
-          <w:color w:val="auto"/>
-        </w:rPr>
-        <w:t xml:space="preserve"> меняет новость на другую в новостной ленте</w:t>
-      </w:r>
-      <w:r>
-        <w:rPr>
-          <w:rStyle w:val="a9"/>
-          <w:i w:val="0"/>
-          <w:iCs w:val="0"/>
+          <w:color w:val="auto"/>
+        </w:rPr>
+        <w:t xml:space="preserve"> при наличии у игрока необходимого кол-ва кусков сахара (вычисляется по формуле: текущий уровень улучшения + 1. Улучшение начинается с нулевого уровня) увеличивает итоговую производительность здания на 1%</w:t>
+      </w:r>
+      <w:r>
+        <w:rPr>
           <w:color w:val="auto"/>
         </w:rPr>
         <w:t>;</w:t>
@@ -620,19 +937,40 @@
           <w:b/>
           <w:color w:val="auto"/>
         </w:rPr>
-        <w:t>Получение небесных крошек</w:t>
-      </w:r>
-      <w:r>
-        <w:rPr>
-          <w:color w:val="auto"/>
-        </w:rPr>
-        <w:t xml:space="preserve"> – игровая валюта,</w:t>
-      </w:r>
-      <w:r>
-        <w:rPr>
-          <w:color w:val="auto"/>
-        </w:rPr>
-        <w:t xml:space="preserve"> которая увеличивается при получении определённого кол-ва печенья</w:t>
+        <w:t>Нажатие на кнопку покупки события</w:t>
+      </w:r>
+      <w:r>
+        <w:rPr>
+          <w:color w:val="auto"/>
+        </w:rPr>
+        <w:t xml:space="preserve"> – при наличии у игрока необходимого кол-ва «печенья» (вычисляется по конкретной формуле) происходит покупка события</w:t>
+      </w:r>
+      <w:r>
+        <w:rPr>
+          <w:color w:val="auto"/>
+        </w:rPr>
+        <w:t>;</w:t>
+      </w:r>
+    </w:p>
+    <w:p>
+      <w:pPr>
+        <w:pStyle w:val="2"/>
+        <w:rPr>
+          <w:color w:val="auto"/>
+        </w:rPr>
+      </w:pPr>
+      <w:r>
+        <w:rPr>
+          <w:b/>
+          <w:color w:val="auto"/>
+        </w:rPr>
+        <w:t>Покупка события</w:t>
+      </w:r>
+      <w:r>
+        <w:rPr>
+          <w:color w:val="auto"/>
+        </w:rPr>
+        <w:t xml:space="preserve"> – игроку добавляется состояние купленного события и эффекты начала данного события</w:t>
       </w:r>
       <w:r>
         <w:rPr>
@@ -640,39 +978,21 @@
         </w:rPr>
         <w:t>.</w:t>
       </w:r>
-      <w:r>
-        <w:rPr>
-          <w:color w:val="auto"/>
-        </w:rPr>
-        <w:t xml:space="preserve"> Итоговое кол-во небесных крошек вычисляется по конкретной формуле</w:t>
-      </w:r>
-      <w:r>
-        <w:rPr>
-          <w:color w:val="auto"/>
-        </w:rPr>
-        <w:t>;</w:t>
-      </w:r>
     </w:p>
     <w:p>
       <w:pPr>
         <w:pStyle w:val="2"/>
         <w:rPr>
-          <w:color w:val="auto"/>
-        </w:rPr>
-      </w:pPr>
-      <w:r>
-        <w:rPr>
           <w:b/>
           <w:color w:val="auto"/>
         </w:rPr>
-        <w:t>Нажатие на кнопку совершения</w:t>
-      </w:r>
+      </w:pPr>
       <w:r>
         <w:rPr>
           <w:b/>
           <w:color w:val="auto"/>
         </w:rPr>
-        <w:t xml:space="preserve"> восхождения</w:t>
+        <w:t>«Золотая лихорадка»</w:t>
       </w:r>
       <w:r>
         <w:rPr>
@@ -680,170 +1000,96 @@
         </w:rPr>
         <w:t xml:space="preserve"> –</w:t>
       </w:r>
-      <w:r>
-        <w:rPr>
-          <w:color w:val="auto"/>
-        </w:rPr>
-        <w:t xml:space="preserve"> обнуляет текущее кол-во зданий и улучшений игрока в обмен на небесные крошки. После совершения восхождения игрок отправляется в космический </w:t>
-      </w:r>
-      <w:proofErr w:type="spellStart"/>
-      <w:r>
-        <w:rPr>
-          <w:color w:val="auto"/>
-        </w:rPr>
-        <w:t>хаб</w:t>
-      </w:r>
-      <w:proofErr w:type="spellEnd"/>
-      <w:r>
-        <w:rPr>
-          <w:color w:val="auto"/>
-        </w:rPr>
-        <w:t>;</w:t>
-      </w:r>
     </w:p>
     <w:p>
       <w:pPr>
         <w:pStyle w:val="2"/>
-        <w:rPr>
-          <w:color w:val="auto"/>
-        </w:rPr>
-      </w:pPr>
-      <w:r>
+        <w:numPr>
+          <w:ilvl w:val="0"/>
+          <w:numId w:val="0"/>
+        </w:numPr>
+        <w:ind w:left="1789" w:firstLine="338"/>
         <w:rPr>
           <w:b/>
-          <w:color w:val="auto"/>
-        </w:rPr>
-        <w:t>Клик по куску сахара</w:t>
-      </w:r>
-      <w:r>
-        <w:rPr>
-          <w:color w:val="auto"/>
-        </w:rPr>
-        <w:t xml:space="preserve"> </w:t>
-      </w:r>
-      <w:r>
-        <w:rPr>
-          <w:color w:val="auto"/>
-        </w:rPr>
-        <w:t xml:space="preserve">– </w:t>
-      </w:r>
-      <w:r>
-        <w:rPr>
-          <w:color w:val="auto"/>
-        </w:rPr>
-        <w:t>даёт игроку 1 кусок сахара, если время со сбора предыдущего куска сахара составляет более 23-ёх часов</w:t>
-      </w:r>
-      <w:r>
-        <w:rPr>
-          <w:color w:val="auto"/>
-        </w:rPr>
-        <w:t>;</w:t>
+        </w:rPr>
+      </w:pPr>
+      <w:r>
+        <w:rPr>
+          <w:b/>
+        </w:rPr>
+        <w:t>Условие</w:t>
+      </w:r>
+      <w:r>
+        <w:rPr>
+          <w:b/>
+        </w:rPr>
+        <w:t>:</w:t>
       </w:r>
     </w:p>
     <w:p>
       <w:pPr>
         <w:pStyle w:val="2"/>
-        <w:rPr>
-          <w:color w:val="auto"/>
-        </w:rPr>
+        <w:numPr>
+          <w:ilvl w:val="0"/>
+          <w:numId w:val="0"/>
+        </w:numPr>
+        <w:ind w:left="1789" w:firstLine="338"/>
       </w:pPr>
       <w:r>
         <w:rPr>
           <w:b/>
-          <w:color w:val="auto"/>
-        </w:rPr>
-        <w:t>Клик по кнопке «улучшение»</w:t>
-      </w:r>
-      <w:r>
-        <w:rPr>
-          <w:color w:val="auto"/>
-        </w:rPr>
-        <w:t xml:space="preserve"> </w:t>
-      </w:r>
-      <w:r>
-        <w:rPr>
-          <w:color w:val="auto"/>
-        </w:rPr>
-        <w:t>–</w:t>
-      </w:r>
-      <w:r>
-        <w:rPr>
-          <w:color w:val="auto"/>
-        </w:rPr>
-        <w:t xml:space="preserve"> при наличии у игрока необходимого кол-ва кусков сахара (вычисляется по формуле: текущий </w:t>
-      </w:r>
-      <w:r>
-        <w:rPr>
-          <w:color w:val="auto"/>
-        </w:rPr>
-        <w:lastRenderedPageBreak/>
-        <w:t>уровень улучшения + 1. Улучшение начинается с нулевого уровня) увеличивает итоговую производительность здания на 1%</w:t>
-      </w:r>
-      <w:r>
-        <w:rPr>
-          <w:color w:val="auto"/>
-        </w:rPr>
-        <w:t>;</w:t>
+        </w:rPr>
+        <w:tab/>
+      </w:r>
+      <w:r>
+        <w:t>Иг</w:t>
+      </w:r>
+      <w:r>
+        <w:t>ро</w:t>
+      </w:r>
+      <w:r>
+        <w:t>к нажал на золотое печенье до его исчезновения;</w:t>
       </w:r>
     </w:p>
     <w:p>
       <w:pPr>
         <w:pStyle w:val="2"/>
-        <w:rPr>
-          <w:color w:val="auto"/>
-        </w:rPr>
-      </w:pPr>
-      <w:r>
+        <w:numPr>
+          <w:ilvl w:val="0"/>
+          <w:numId w:val="0"/>
+        </w:numPr>
+        <w:ind w:left="1789" w:firstLine="338"/>
         <w:rPr>
           <w:b/>
-          <w:color w:val="auto"/>
-        </w:rPr>
-        <w:t>Нажатие на кнопку покупки события</w:t>
-      </w:r>
-      <w:r>
-        <w:rPr>
-          <w:color w:val="auto"/>
-        </w:rPr>
-        <w:t xml:space="preserve"> – при наличии у игрока необходимого кол-ва «печенья» (вычисляется по конкретной формуле) происходит покупка события</w:t>
-      </w:r>
-      <w:r>
-        <w:rPr>
-          <w:color w:val="auto"/>
-        </w:rPr>
-        <w:t>;</w:t>
+        </w:rPr>
+      </w:pPr>
+      <w:r>
+        <w:rPr>
+          <w:b/>
+        </w:rPr>
+        <w:t>Результат:</w:t>
       </w:r>
     </w:p>
     <w:p>
       <w:pPr>
         <w:pStyle w:val="2"/>
-        <w:rPr>
-          <w:color w:val="auto"/>
-        </w:rPr>
+        <w:numPr>
+          <w:ilvl w:val="0"/>
+          <w:numId w:val="0"/>
+        </w:numPr>
+        <w:ind w:left="1789" w:firstLine="338"/>
       </w:pPr>
       <w:r>
         <w:rPr>
           <w:b/>
-          <w:color w:val="auto"/>
-        </w:rPr>
-        <w:t>Покупка события</w:t>
-      </w:r>
-      <w:r>
-        <w:rPr>
-          <w:color w:val="auto"/>
-        </w:rPr>
-        <w:t xml:space="preserve"> – игроку добавляется состояние купленного события</w:t>
-      </w:r>
-      <w:r>
-        <w:rPr>
-          <w:color w:val="auto"/>
-        </w:rPr>
-        <w:t xml:space="preserve"> и эффекты начала данного события</w:t>
-      </w:r>
-      <w:r>
-        <w:rPr>
-          <w:color w:val="auto"/>
-        </w:rPr>
-        <w:t>.</w:t>
+        </w:rPr>
+        <w:tab/>
+      </w:r>
+      <w:r>
+        <w:t>Игро</w:t>
+      </w:r>
+      <w:r>
+        <w:t>ку добавляется случайный эффект из списка эффектов «золотой лихорадки» на определённое время, привязанное к этому эффекту.</w:t>
       </w:r>
     </w:p>
     <w:p>
@@ -929,7 +1175,11 @@
         <w:t xml:space="preserve"> – процесс взаимодействия с мини-играми</w:t>
       </w:r>
       <w:r>
-        <w:t>, который состоит из открытия мини-игры, ознакомления с правилами и самого игрового процесса;</w:t>
+        <w:t xml:space="preserve">, который состоит из открытия мини-игры, ознакомления с </w:t>
+      </w:r>
+      <w:r>
+        <w:lastRenderedPageBreak/>
+        <w:t>правилами и самого игрового процесса;</w:t>
       </w:r>
     </w:p>
     <w:p>
@@ -1068,12 +1318,35 @@
                 <w:b/>
               </w:rPr>
             </w:pPr>
+            <w:proofErr w:type="spellStart"/>
             <w:r>
               <w:rPr>
                 <w:b/>
                 <w:color w:val="7030A0"/>
               </w:rPr>
-              <w:t>Продолжительное нажатие на большое печенье</w:t>
+              <w:t>Закликивание</w:t>
+            </w:r>
+            <w:proofErr w:type="spellEnd"/>
+            <w:r>
+              <w:rPr>
+                <w:b/>
+                <w:color w:val="7030A0"/>
+              </w:rPr>
+              <w:t xml:space="preserve"> большого</w:t>
+            </w:r>
+            <w:r>
+              <w:rPr>
+                <w:b/>
+                <w:color w:val="7030A0"/>
+              </w:rPr>
+              <w:t xml:space="preserve"> </w:t>
+            </w:r>
+            <w:r>
+              <w:rPr>
+                <w:b/>
+                <w:color w:val="7030A0"/>
+              </w:rPr>
+              <w:t>печенья</w:t>
             </w:r>
           </w:p>
         </w:tc>
@@ -1603,8 +1876,6 @@
           <w:numId w:val="0"/>
         </w:numPr>
       </w:pPr>
-      <w:bookmarkStart w:id="0" w:name="_GoBack"/>
-      <w:bookmarkEnd w:id="0"/>
     </w:p>
     <w:sectPr>
       <w:pgSz w:w="11906" w:h="16838"/>
@@ -1635,7 +1906,7 @@
         <w:rFonts w:ascii="Symbol" w:hAnsi="Symbol" w:hint="default"/>
       </w:rPr>
     </w:lvl>
-    <w:lvl w:ilvl="1" w:tplc="04190003" w:tentative="1">
+    <w:lvl w:ilvl="1" w:tplc="04190003">
       <w:start w:val="1"/>
       <w:numFmt w:val="bullet"/>
       <w:lvlText w:val="o"/>
@@ -1647,7 +1918,7 @@
         <w:rFonts w:ascii="Courier New" w:hAnsi="Courier New" w:cs="Courier New" w:hint="default"/>
       </w:rPr>
     </w:lvl>
-    <w:lvl w:ilvl="2" w:tplc="04190005" w:tentative="1">
+    <w:lvl w:ilvl="2" w:tplc="04190005">
       <w:start w:val="1"/>
       <w:numFmt w:val="bullet"/>
       <w:lvlText w:val=""/>
@@ -2000,6 +2271,95 @@
     </w:lvl>
   </w:abstractNum>
   <w:abstractNum w:abstractNumId="4">
+    <w:nsid w:val="6B032FF3"/>
+    <w:multiLevelType w:val="hybridMultilevel"/>
+    <w:tmpl w:val="E190149C"/>
+    <w:lvl w:ilvl="0" w:tplc="3DAC40CA">
+      <w:start w:val="1"/>
+      <w:numFmt w:val="decimal"/>
+      <w:lvlText w:val="%1."/>
+      <w:lvlJc w:val="left"/>
+      <w:pPr>
+        <w:ind w:left="2487" w:hanging="360"/>
+      </w:pPr>
+      <w:rPr>
+        <w:rFonts w:hint="default"/>
+      </w:rPr>
+    </w:lvl>
+    <w:lvl w:ilvl="1" w:tplc="04190019" w:tentative="1">
+      <w:start w:val="1"/>
+      <w:numFmt w:val="lowerLetter"/>
+      <w:lvlText w:val="%2."/>
+      <w:lvlJc w:val="left"/>
+      <w:pPr>
+        <w:ind w:left="3207" w:hanging="360"/>
+      </w:pPr>
+    </w:lvl>
+    <w:lvl w:ilvl="2" w:tplc="0419001B" w:tentative="1">
+      <w:start w:val="1"/>
+      <w:numFmt w:val="lowerRoman"/>
+      <w:lvlText w:val="%3."/>
+      <w:lvlJc w:val="right"/>
+      <w:pPr>
+        <w:ind w:left="3927" w:hanging="180"/>
+      </w:pPr>
+    </w:lvl>
+    <w:lvl w:ilvl="3" w:tplc="0419000F" w:tentative="1">
+      <w:start w:val="1"/>
+      <w:numFmt w:val="decimal"/>
+      <w:lvlText w:val="%4."/>
+      <w:lvlJc w:val="left"/>
+      <w:pPr>
+        <w:ind w:left="4647" w:hanging="360"/>
+      </w:pPr>
+    </w:lvl>
+    <w:lvl w:ilvl="4" w:tplc="04190019" w:tentative="1">
+      <w:start w:val="1"/>
+      <w:numFmt w:val="lowerLetter"/>
+      <w:lvlText w:val="%5."/>
+      <w:lvlJc w:val="left"/>
+      <w:pPr>
+        <w:ind w:left="5367" w:hanging="360"/>
+      </w:pPr>
+    </w:lvl>
+    <w:lvl w:ilvl="5" w:tplc="0419001B" w:tentative="1">
+      <w:start w:val="1"/>
+      <w:numFmt w:val="lowerRoman"/>
+      <w:lvlText w:val="%6."/>
+      <w:lvlJc w:val="right"/>
+      <w:pPr>
+        <w:ind w:left="6087" w:hanging="180"/>
+      </w:pPr>
+    </w:lvl>
+    <w:lvl w:ilvl="6" w:tplc="0419000F" w:tentative="1">
+      <w:start w:val="1"/>
+      <w:numFmt w:val="decimal"/>
+      <w:lvlText w:val="%7."/>
+      <w:lvlJc w:val="left"/>
+      <w:pPr>
+        <w:ind w:left="6807" w:hanging="360"/>
+      </w:pPr>
+    </w:lvl>
+    <w:lvl w:ilvl="7" w:tplc="04190019" w:tentative="1">
+      <w:start w:val="1"/>
+      <w:numFmt w:val="lowerLetter"/>
+      <w:lvlText w:val="%8."/>
+      <w:lvlJc w:val="left"/>
+      <w:pPr>
+        <w:ind w:left="7527" w:hanging="360"/>
+      </w:pPr>
+    </w:lvl>
+    <w:lvl w:ilvl="8" w:tplc="0419001B" w:tentative="1">
+      <w:start w:val="1"/>
+      <w:numFmt w:val="lowerRoman"/>
+      <w:lvlText w:val="%9."/>
+      <w:lvlJc w:val="right"/>
+      <w:pPr>
+        <w:ind w:left="8247" w:hanging="180"/>
+      </w:pPr>
+    </w:lvl>
+  </w:abstractNum>
+  <w:abstractNum w:abstractNumId="5">
     <w:nsid w:val="7D347558"/>
     <w:multiLevelType w:val="hybridMultilevel"/>
     <w:tmpl w:val="D2244974"/>
@@ -2092,7 +2452,7 @@
     <w:abstractNumId w:val="3"/>
   </w:num>
   <w:num w:numId="2">
-    <w:abstractNumId w:val="4"/>
+    <w:abstractNumId w:val="5"/>
   </w:num>
   <w:num w:numId="3">
     <w:abstractNumId w:val="0"/>
@@ -2102,6 +2462,9 @@
   </w:num>
   <w:num w:numId="5">
     <w:abstractNumId w:val="2"/>
+  </w:num>
+  <w:num w:numId="6">
+    <w:abstractNumId w:val="4"/>
   </w:num>
 </w:numbering>
 </file>
@@ -3010,7 +3373,7 @@
 </file>
 
 <file path=customXml/itemProps1.xml><?xml version="1.0" encoding="utf-8"?>
-<ds:datastoreItem xmlns:ds="http://schemas.openxmlformats.org/officeDocument/2006/customXml" ds:itemID="{D63C9E3C-F0EA-49F1-B0E2-D866AF0139A4}">
+<ds:datastoreItem xmlns:ds="http://schemas.openxmlformats.org/officeDocument/2006/customXml" ds:itemID="{319861FC-312A-46A5-8C13-E6B16C9F5A3C}">
   <ds:schemaRefs>
     <ds:schemaRef ds:uri="http://schemas.openxmlformats.org/officeDocument/2006/bibliography"/>
   </ds:schemaRefs>

--- a/ГиПКИ - экз/practics/prak1/работа1.docx
+++ b/ГиПКИ - экз/practics/prak1/работа1.docx
@@ -343,24 +343,38 @@
           <w:i w:val="0"/>
           <w:iCs w:val="0"/>
           <w:color w:val="auto"/>
-        </w:rPr>
-      </w:pPr>
-      <w:r>
-        <w:rPr>
-          <w:rStyle w:val="a9"/>
-          <w:b/>
-          <w:i w:val="0"/>
-          <w:iCs w:val="0"/>
-          <w:color w:val="auto"/>
-        </w:rPr>
-        <w:t>Клик по большому печенью</w:t>
-      </w:r>
-      <w:r>
-        <w:rPr>
-          <w:rStyle w:val="a9"/>
-          <w:i w:val="0"/>
-          <w:iCs w:val="0"/>
-          <w:color w:val="auto"/>
+          <w:u w:val="single"/>
+        </w:rPr>
+      </w:pPr>
+      <w:r>
+        <w:rPr>
+          <w:rStyle w:val="a9"/>
+          <w:b/>
+          <w:i w:val="0"/>
+          <w:iCs w:val="0"/>
+          <w:color w:val="auto"/>
+          <w:u w:val="single"/>
+        </w:rPr>
+        <w:t xml:space="preserve">Клик по </w:t>
+      </w:r>
+      <w:r>
+        <w:rPr>
+          <w:rStyle w:val="a9"/>
+          <w:b/>
+          <w:i w:val="0"/>
+          <w:iCs w:val="0"/>
+          <w:color w:val="806000" w:themeColor="accent4" w:themeShade="80"/>
+          <w:u w:val="single"/>
+        </w:rPr>
+        <w:t>большому печенью</w:t>
+      </w:r>
+      <w:r>
+        <w:rPr>
+          <w:rStyle w:val="a9"/>
+          <w:i w:val="0"/>
+          <w:iCs w:val="0"/>
+          <w:color w:val="806000" w:themeColor="accent4" w:themeShade="80"/>
+          <w:u w:val="single"/>
         </w:rPr>
         <w:t xml:space="preserve"> </w:t>
       </w:r>
@@ -370,15 +384,101 @@
           <w:i w:val="0"/>
           <w:iCs w:val="0"/>
           <w:color w:val="auto"/>
+          <w:u w:val="single"/>
         </w:rPr>
         <w:t>–</w:t>
       </w:r>
-      <w:r>
-        <w:rPr>
-          <w:rStyle w:val="a9"/>
-          <w:i w:val="0"/>
-          <w:iCs w:val="0"/>
-          <w:color w:val="auto"/>
+    </w:p>
+    <w:p>
+      <w:pPr>
+        <w:pStyle w:val="2"/>
+        <w:numPr>
+          <w:ilvl w:val="0"/>
+          <w:numId w:val="0"/>
+        </w:numPr>
+        <w:ind w:left="2127"/>
+        <w:rPr>
+          <w:rStyle w:val="a9"/>
+          <w:iCs w:val="0"/>
+          <w:color w:val="auto"/>
+        </w:rPr>
+      </w:pPr>
+      <w:r>
+        <w:rPr>
+          <w:rStyle w:val="a9"/>
+          <w:b/>
+          <w:iCs w:val="0"/>
+          <w:color w:val="auto"/>
+        </w:rPr>
+        <w:t>Условие</w:t>
+      </w:r>
+      <w:r>
+        <w:rPr>
+          <w:rStyle w:val="a9"/>
+          <w:iCs w:val="0"/>
+          <w:color w:val="auto"/>
+        </w:rPr>
+        <w:t>:</w:t>
+      </w:r>
+    </w:p>
+    <w:p>
+      <w:pPr>
+        <w:pStyle w:val="2"/>
+        <w:numPr>
+          <w:ilvl w:val="0"/>
+          <w:numId w:val="0"/>
+        </w:numPr>
+        <w:ind w:left="2127"/>
+        <w:rPr>
+          <w:rStyle w:val="a9"/>
+          <w:i w:val="0"/>
+          <w:iCs w:val="0"/>
+          <w:color w:val="auto"/>
+        </w:rPr>
+      </w:pPr>
+      <w:r>
+        <w:rPr>
+          <w:rStyle w:val="a9"/>
+          <w:b/>
+          <w:i w:val="0"/>
+          <w:iCs w:val="0"/>
+          <w:color w:val="auto"/>
+        </w:rPr>
+        <w:tab/>
+      </w:r>
+      <w:r>
+        <w:rPr>
+          <w:rStyle w:val="a9"/>
+          <w:i w:val="0"/>
+          <w:iCs w:val="0"/>
+          <w:color w:val="auto"/>
+        </w:rPr>
+        <w:t>Игрок</w:t>
+      </w:r>
+      <w:r>
+        <w:rPr>
+          <w:rStyle w:val="a9"/>
+          <w:i w:val="0"/>
+          <w:iCs w:val="0"/>
+          <w:color w:val="auto"/>
+        </w:rPr>
+        <w:t xml:space="preserve"> нажал </w:t>
+      </w:r>
+      <w:r>
+        <w:rPr>
+          <w:rStyle w:val="a9"/>
+          <w:i w:val="0"/>
+          <w:iCs w:val="0"/>
+          <w:color w:val="FF0000"/>
+        </w:rPr>
+        <w:t>левой кнопкой мыши</w:t>
+      </w:r>
+      <w:r>
+        <w:rPr>
+          <w:rStyle w:val="a9"/>
+          <w:i w:val="0"/>
+          <w:iCs w:val="0"/>
+          <w:color w:val="000000" w:themeColor="text1"/>
         </w:rPr>
         <w:t xml:space="preserve"> </w:t>
       </w:r>
@@ -389,62 +489,127 @@
           <w:iCs w:val="0"/>
           <w:color w:val="auto"/>
         </w:rPr>
-        <w:t xml:space="preserve">даёт игровую </w:t>
-      </w:r>
-      <w:r>
-        <w:rPr>
-          <w:rStyle w:val="a9"/>
-          <w:i w:val="0"/>
-          <w:iCs w:val="0"/>
-          <w:color w:val="auto"/>
-        </w:rPr>
-        <w:t>валюту «печенье»</w:t>
-      </w:r>
-      <w:r>
-        <w:rPr>
-          <w:rStyle w:val="a9"/>
-          <w:i w:val="0"/>
-          <w:iCs w:val="0"/>
-          <w:color w:val="auto"/>
-        </w:rPr>
-        <w:t xml:space="preserve"> (далее будет упоминаться как «печенье»)</w:t>
-      </w:r>
-      <w:r>
-        <w:rPr>
-          <w:rStyle w:val="a9"/>
-          <w:i w:val="0"/>
-          <w:iCs w:val="0"/>
-          <w:color w:val="auto"/>
-        </w:rPr>
-        <w:t>;</w:t>
-      </w:r>
-    </w:p>
-    <w:p>
-      <w:pPr>
-        <w:pStyle w:val="2"/>
-        <w:rPr>
-          <w:rStyle w:val="a9"/>
-          <w:i w:val="0"/>
-          <w:iCs w:val="0"/>
-          <w:color w:val="auto"/>
-        </w:rPr>
-      </w:pPr>
-      <w:r>
-        <w:rPr>
-          <w:rStyle w:val="a9"/>
-          <w:b/>
-          <w:i w:val="0"/>
-          <w:iCs w:val="0"/>
-          <w:color w:val="auto"/>
-        </w:rPr>
-        <w:t>Покупка здания</w:t>
-      </w:r>
-      <w:r>
-        <w:rPr>
-          <w:rStyle w:val="a9"/>
-          <w:i w:val="0"/>
-          <w:iCs w:val="0"/>
-          <w:color w:val="auto"/>
+        <w:t xml:space="preserve">на </w:t>
+      </w:r>
+      <w:r>
+        <w:rPr>
+          <w:rStyle w:val="a9"/>
+          <w:i w:val="0"/>
+          <w:iCs w:val="0"/>
+          <w:color w:val="806000" w:themeColor="accent4" w:themeShade="80"/>
+        </w:rPr>
+        <w:t>большое печенье.</w:t>
+      </w:r>
+    </w:p>
+    <w:p>
+      <w:pPr>
+        <w:pStyle w:val="2"/>
+        <w:numPr>
+          <w:ilvl w:val="0"/>
+          <w:numId w:val="0"/>
+        </w:numPr>
+        <w:ind w:left="2127"/>
+        <w:rPr>
+          <w:rStyle w:val="a9"/>
+          <w:b/>
+          <w:iCs w:val="0"/>
+          <w:color w:val="auto"/>
+        </w:rPr>
+      </w:pPr>
+      <w:r>
+        <w:rPr>
+          <w:rStyle w:val="a9"/>
+          <w:b/>
+          <w:iCs w:val="0"/>
+          <w:color w:val="auto"/>
+        </w:rPr>
+        <w:t>Результат:</w:t>
+      </w:r>
+    </w:p>
+    <w:p>
+      <w:pPr>
+        <w:pStyle w:val="2"/>
+        <w:numPr>
+          <w:ilvl w:val="0"/>
+          <w:numId w:val="0"/>
+        </w:numPr>
+        <w:ind w:left="2127"/>
+        <w:rPr>
+          <w:rStyle w:val="a9"/>
+          <w:i w:val="0"/>
+          <w:iCs w:val="0"/>
+          <w:color w:val="auto"/>
+        </w:rPr>
+      </w:pPr>
+      <w:r>
+        <w:rPr>
+          <w:rStyle w:val="a9"/>
+          <w:i w:val="0"/>
+          <w:iCs w:val="0"/>
+          <w:color w:val="auto"/>
+        </w:rPr>
+        <w:tab/>
+        <w:t xml:space="preserve">Игрок получает 1 единицу </w:t>
+      </w:r>
+      <w:r>
+        <w:rPr>
+          <w:rStyle w:val="a9"/>
+          <w:i w:val="0"/>
+          <w:iCs w:val="0"/>
+          <w:color w:val="806000" w:themeColor="accent4" w:themeShade="80"/>
+        </w:rPr>
+        <w:t>печенья</w:t>
+      </w:r>
+      <w:r>
+        <w:rPr>
+          <w:rStyle w:val="a9"/>
+          <w:i w:val="0"/>
+          <w:iCs w:val="0"/>
+          <w:color w:val="auto"/>
+        </w:rPr>
+        <w:t>.</w:t>
+      </w:r>
+    </w:p>
+    <w:p>
+      <w:pPr>
+        <w:pStyle w:val="2"/>
+        <w:rPr>
+          <w:rStyle w:val="a9"/>
+          <w:i w:val="0"/>
+          <w:iCs w:val="0"/>
+          <w:color w:val="auto"/>
+          <w:u w:val="single"/>
+        </w:rPr>
+      </w:pPr>
+      <w:r>
+        <w:rPr>
+          <w:rStyle w:val="a9"/>
+          <w:b/>
+          <w:i w:val="0"/>
+          <w:iCs w:val="0"/>
+          <w:color w:val="auto"/>
+          <w:u w:val="single"/>
+        </w:rPr>
+        <w:t xml:space="preserve">Покупка </w:t>
+      </w:r>
+      <w:r>
+        <w:rPr>
+          <w:rStyle w:val="a9"/>
+          <w:b/>
+          <w:i w:val="0"/>
+          <w:iCs w:val="0"/>
+          <w:color w:val="CC0099"/>
+          <w:u w:val="single"/>
+        </w:rPr>
+        <w:t>здания</w:t>
+      </w:r>
+      <w:r>
+        <w:rPr>
+          <w:rStyle w:val="a9"/>
+          <w:i w:val="0"/>
+          <w:iCs w:val="0"/>
+          <w:color w:val="auto"/>
+          <w:u w:val="single"/>
         </w:rPr>
         <w:t xml:space="preserve"> </w:t>
       </w:r>
@@ -454,6 +619,7 @@
           <w:i w:val="0"/>
           <w:iCs w:val="0"/>
           <w:color w:val="auto"/>
+          <w:u w:val="single"/>
         </w:rPr>
         <w:t>–</w:t>
       </w:r>
@@ -463,6 +629,7 @@
           <w:i w:val="0"/>
           <w:iCs w:val="0"/>
           <w:color w:val="auto"/>
+          <w:u w:val="single"/>
         </w:rPr>
         <w:t xml:space="preserve"> </w:t>
       </w:r>
@@ -477,16 +644,14 @@
         <w:ind w:left="1418" w:firstLine="709"/>
         <w:rPr>
           <w:rStyle w:val="a9"/>
-          <w:i w:val="0"/>
-          <w:iCs w:val="0"/>
-          <w:color w:val="auto"/>
-        </w:rPr>
-      </w:pPr>
-      <w:r>
-        <w:rPr>
-          <w:rStyle w:val="a9"/>
-          <w:b/>
-          <w:i w:val="0"/>
+          <w:iCs w:val="0"/>
+          <w:color w:val="auto"/>
+        </w:rPr>
+      </w:pPr>
+      <w:r>
+        <w:rPr>
+          <w:rStyle w:val="a9"/>
+          <w:b/>
           <w:iCs w:val="0"/>
           <w:color w:val="auto"/>
         </w:rPr>
@@ -495,7 +660,6 @@
       <w:r>
         <w:rPr>
           <w:rStyle w:val="a9"/>
-          <w:i w:val="0"/>
           <w:iCs w:val="0"/>
           <w:color w:val="auto"/>
         </w:rPr>
@@ -521,9 +685,36 @@
           <w:rStyle w:val="a9"/>
           <w:i w:val="0"/>
           <w:iCs w:val="0"/>
-          <w:color w:val="auto"/>
-        </w:rPr>
-        <w:t>Нажатие по иконке здания;</w:t>
+          <w:color w:val="FF0000"/>
+        </w:rPr>
+        <w:t>Нажатие</w:t>
+      </w:r>
+      <w:r>
+        <w:rPr>
+          <w:rStyle w:val="a9"/>
+          <w:i w:val="0"/>
+          <w:iCs w:val="0"/>
+          <w:color w:val="auto"/>
+        </w:rPr>
+        <w:t xml:space="preserve"> по иконке </w:t>
+      </w:r>
+      <w:r>
+        <w:rPr>
+          <w:rStyle w:val="a9"/>
+          <w:i w:val="0"/>
+          <w:iCs w:val="0"/>
+          <w:color w:val="CC0099"/>
+        </w:rPr>
+        <w:t>здания</w:t>
+      </w:r>
+      <w:r>
+        <w:rPr>
+          <w:rStyle w:val="a9"/>
+          <w:i w:val="0"/>
+          <w:iCs w:val="0"/>
+          <w:color w:val="auto"/>
+        </w:rPr>
+        <w:t>;</w:t>
       </w:r>
     </w:p>
     <w:p>
@@ -547,7 +738,25 @@
           <w:iCs w:val="0"/>
           <w:color w:val="auto"/>
         </w:rPr>
-        <w:t>Наличие достаточного кол-ва печенья (вычисляется по формуле);</w:t>
+        <w:t xml:space="preserve">Наличие достаточного кол-ва </w:t>
+      </w:r>
+      <w:r>
+        <w:rPr>
+          <w:rStyle w:val="a9"/>
+          <w:i w:val="0"/>
+          <w:iCs w:val="0"/>
+          <w:color w:val="806000" w:themeColor="accent4" w:themeShade="80"/>
+        </w:rPr>
+        <w:t>печенья</w:t>
+      </w:r>
+      <w:r>
+        <w:rPr>
+          <w:rStyle w:val="a9"/>
+          <w:i w:val="0"/>
+          <w:iCs w:val="0"/>
+          <w:color w:val="auto"/>
+        </w:rPr>
+        <w:t xml:space="preserve"> (вычисляется по формуле);</w:t>
       </w:r>
     </w:p>
     <w:p>
@@ -560,16 +769,14 @@
         <w:ind w:left="2127"/>
         <w:rPr>
           <w:rStyle w:val="a9"/>
-          <w:i w:val="0"/>
-          <w:iCs w:val="0"/>
-          <w:color w:val="auto"/>
-        </w:rPr>
-      </w:pPr>
-      <w:r>
-        <w:rPr>
-          <w:rStyle w:val="a9"/>
-          <w:b/>
-          <w:i w:val="0"/>
+          <w:iCs w:val="0"/>
+          <w:color w:val="auto"/>
+        </w:rPr>
+      </w:pPr>
+      <w:r>
+        <w:rPr>
+          <w:rStyle w:val="a9"/>
+          <w:b/>
           <w:iCs w:val="0"/>
           <w:color w:val="auto"/>
         </w:rPr>
@@ -578,11 +785,400 @@
       <w:r>
         <w:rPr>
           <w:rStyle w:val="a9"/>
-          <w:i w:val="0"/>
           <w:iCs w:val="0"/>
           <w:color w:val="auto"/>
         </w:rPr>
         <w:t xml:space="preserve"> </w:t>
+      </w:r>
+    </w:p>
+    <w:p>
+      <w:pPr>
+        <w:pStyle w:val="2"/>
+        <w:numPr>
+          <w:ilvl w:val="0"/>
+          <w:numId w:val="0"/>
+        </w:numPr>
+        <w:ind w:left="2127" w:firstLine="425"/>
+        <w:rPr>
+          <w:rStyle w:val="a9"/>
+          <w:i w:val="0"/>
+          <w:iCs w:val="0"/>
+          <w:color w:val="auto"/>
+        </w:rPr>
+      </w:pPr>
+      <w:r>
+        <w:rPr>
+          <w:rStyle w:val="a9"/>
+          <w:i w:val="0"/>
+          <w:iCs w:val="0"/>
+          <w:color w:val="auto"/>
+        </w:rPr>
+        <w:t>Увеличивается текущее кол-</w:t>
+      </w:r>
+      <w:r>
+        <w:rPr>
+          <w:rStyle w:val="a9"/>
+          <w:i w:val="0"/>
+          <w:iCs w:val="0"/>
+          <w:color w:val="auto"/>
+        </w:rPr>
+        <w:t xml:space="preserve">во </w:t>
+      </w:r>
+      <w:r>
+        <w:rPr>
+          <w:rStyle w:val="a9"/>
+          <w:i w:val="0"/>
+          <w:iCs w:val="0"/>
+          <w:color w:val="CC0099"/>
+        </w:rPr>
+        <w:t>зданий</w:t>
+      </w:r>
+      <w:r>
+        <w:rPr>
+          <w:rStyle w:val="a9"/>
+          <w:i w:val="0"/>
+          <w:iCs w:val="0"/>
+          <w:color w:val="auto"/>
+        </w:rPr>
+        <w:t xml:space="preserve"> данного типа на купленное кол-во; </w:t>
+      </w:r>
+    </w:p>
+    <w:p>
+      <w:pPr>
+        <w:pStyle w:val="2"/>
+        <w:rPr>
+          <w:rStyle w:val="a9"/>
+          <w:i w:val="0"/>
+          <w:iCs w:val="0"/>
+          <w:color w:val="auto"/>
+          <w:u w:val="single"/>
+        </w:rPr>
+      </w:pPr>
+      <w:r>
+        <w:rPr>
+          <w:rStyle w:val="a9"/>
+          <w:b/>
+          <w:i w:val="0"/>
+          <w:iCs w:val="0"/>
+          <w:color w:val="auto"/>
+          <w:u w:val="single"/>
+        </w:rPr>
+        <w:t xml:space="preserve">Появление </w:t>
+      </w:r>
+      <w:r>
+        <w:rPr>
+          <w:rStyle w:val="a9"/>
+          <w:b/>
+          <w:i w:val="0"/>
+          <w:iCs w:val="0"/>
+          <w:color w:val="9900CC"/>
+          <w:u w:val="single"/>
+        </w:rPr>
+        <w:t>улучшения</w:t>
+      </w:r>
+      <w:r>
+        <w:rPr>
+          <w:rStyle w:val="a9"/>
+          <w:b/>
+          <w:i w:val="0"/>
+          <w:iCs w:val="0"/>
+          <w:color w:val="9900CC"/>
+          <w:u w:val="single"/>
+        </w:rPr>
+        <w:t xml:space="preserve"> </w:t>
+      </w:r>
+      <w:r>
+        <w:rPr>
+          <w:rStyle w:val="a9"/>
+          <w:b/>
+          <w:i w:val="0"/>
+          <w:iCs w:val="0"/>
+          <w:color w:val="auto"/>
+          <w:u w:val="single"/>
+        </w:rPr>
+        <w:t>–</w:t>
+      </w:r>
+    </w:p>
+    <w:p>
+      <w:pPr>
+        <w:pStyle w:val="2"/>
+        <w:numPr>
+          <w:ilvl w:val="0"/>
+          <w:numId w:val="0"/>
+        </w:numPr>
+        <w:ind w:left="1418" w:firstLine="709"/>
+        <w:rPr>
+          <w:rStyle w:val="a9"/>
+          <w:b/>
+          <w:iCs w:val="0"/>
+          <w:color w:val="auto"/>
+        </w:rPr>
+      </w:pPr>
+      <w:r>
+        <w:rPr>
+          <w:rStyle w:val="a9"/>
+          <w:b/>
+          <w:iCs w:val="0"/>
+          <w:color w:val="auto"/>
+        </w:rPr>
+        <w:t>Условие:</w:t>
+      </w:r>
+    </w:p>
+    <w:p>
+      <w:pPr>
+        <w:pStyle w:val="2"/>
+        <w:numPr>
+          <w:ilvl w:val="0"/>
+          <w:numId w:val="0"/>
+        </w:numPr>
+        <w:ind w:left="2127" w:firstLine="709"/>
+        <w:rPr>
+          <w:rStyle w:val="a9"/>
+          <w:i w:val="0"/>
+          <w:iCs w:val="0"/>
+          <w:color w:val="auto"/>
+        </w:rPr>
+      </w:pPr>
+      <w:r>
+        <w:rPr>
+          <w:rStyle w:val="a9"/>
+          <w:i w:val="0"/>
+          <w:iCs w:val="0"/>
+          <w:color w:val="auto"/>
+        </w:rPr>
+        <w:t xml:space="preserve">У игрока имеется необходимое кол-во </w:t>
+      </w:r>
+      <w:r>
+        <w:rPr>
+          <w:rStyle w:val="a9"/>
+          <w:i w:val="0"/>
+          <w:iCs w:val="0"/>
+          <w:color w:val="CC0099"/>
+        </w:rPr>
+        <w:t>зданий</w:t>
+      </w:r>
+      <w:r>
+        <w:rPr>
+          <w:rStyle w:val="a9"/>
+          <w:i w:val="0"/>
+          <w:iCs w:val="0"/>
+          <w:color w:val="auto"/>
+        </w:rPr>
+        <w:t xml:space="preserve"> и </w:t>
+      </w:r>
+      <w:r>
+        <w:rPr>
+          <w:rStyle w:val="a9"/>
+          <w:i w:val="0"/>
+          <w:iCs w:val="0"/>
+          <w:color w:val="806000" w:themeColor="accent4" w:themeShade="80"/>
+        </w:rPr>
+        <w:lastRenderedPageBreak/>
+        <w:t>печенья</w:t>
+      </w:r>
+      <w:r>
+        <w:rPr>
+          <w:rStyle w:val="a9"/>
+          <w:i w:val="0"/>
+          <w:iCs w:val="0"/>
+          <w:color w:val="auto"/>
+        </w:rPr>
+        <w:t xml:space="preserve"> для покупки </w:t>
+      </w:r>
+      <w:r>
+        <w:rPr>
+          <w:rStyle w:val="a9"/>
+          <w:i w:val="0"/>
+          <w:iCs w:val="0"/>
+          <w:color w:val="9900CC"/>
+        </w:rPr>
+        <w:t>улучшения</w:t>
+      </w:r>
+      <w:r>
+        <w:rPr>
+          <w:rStyle w:val="a9"/>
+          <w:i w:val="0"/>
+          <w:iCs w:val="0"/>
+          <w:color w:val="auto"/>
+        </w:rPr>
+        <w:t>;</w:t>
+      </w:r>
+    </w:p>
+    <w:p>
+      <w:pPr>
+        <w:pStyle w:val="2"/>
+        <w:numPr>
+          <w:ilvl w:val="0"/>
+          <w:numId w:val="0"/>
+        </w:numPr>
+        <w:ind w:left="709"/>
+        <w:rPr>
+          <w:rStyle w:val="a9"/>
+          <w:b/>
+          <w:iCs w:val="0"/>
+          <w:color w:val="auto"/>
+        </w:rPr>
+      </w:pPr>
+      <w:r>
+        <w:rPr>
+          <w:rStyle w:val="a9"/>
+          <w:i w:val="0"/>
+          <w:iCs w:val="0"/>
+          <w:color w:val="auto"/>
+        </w:rPr>
+        <w:tab/>
+      </w:r>
+      <w:r>
+        <w:rPr>
+          <w:rStyle w:val="a9"/>
+          <w:iCs w:val="0"/>
+          <w:color w:val="auto"/>
+        </w:rPr>
+        <w:tab/>
+      </w:r>
+      <w:r>
+        <w:rPr>
+          <w:rStyle w:val="a9"/>
+          <w:b/>
+          <w:iCs w:val="0"/>
+          <w:color w:val="auto"/>
+        </w:rPr>
+        <w:t>Результат:</w:t>
+      </w:r>
+    </w:p>
+    <w:p>
+      <w:pPr>
+        <w:pStyle w:val="2"/>
+        <w:numPr>
+          <w:ilvl w:val="0"/>
+          <w:numId w:val="0"/>
+        </w:numPr>
+        <w:ind w:left="2127" w:firstLine="708"/>
+        <w:rPr>
+          <w:rStyle w:val="a9"/>
+          <w:i w:val="0"/>
+          <w:iCs w:val="0"/>
+          <w:color w:val="auto"/>
+        </w:rPr>
+      </w:pPr>
+      <w:r>
+        <w:rPr>
+          <w:rStyle w:val="a9"/>
+          <w:i w:val="0"/>
+          <w:iCs w:val="0"/>
+          <w:color w:val="auto"/>
+        </w:rPr>
+        <w:t xml:space="preserve">В отделе </w:t>
+      </w:r>
+      <w:r>
+        <w:rPr>
+          <w:rStyle w:val="a9"/>
+          <w:i w:val="0"/>
+          <w:iCs w:val="0"/>
+          <w:color w:val="9900CC"/>
+        </w:rPr>
+        <w:t>улучшений</w:t>
+      </w:r>
+      <w:r>
+        <w:rPr>
+          <w:rStyle w:val="a9"/>
+          <w:i w:val="0"/>
+          <w:iCs w:val="0"/>
+          <w:color w:val="auto"/>
+        </w:rPr>
+        <w:t xml:space="preserve"> в </w:t>
+      </w:r>
+      <w:r>
+        <w:rPr>
+          <w:rStyle w:val="a9"/>
+          <w:i w:val="0"/>
+          <w:iCs w:val="0"/>
+          <w:color w:val="9900CC"/>
+        </w:rPr>
+        <w:t>магазине</w:t>
+      </w:r>
+      <w:r>
+        <w:rPr>
+          <w:rStyle w:val="a9"/>
+          <w:i w:val="0"/>
+          <w:iCs w:val="0"/>
+          <w:color w:val="auto"/>
+        </w:rPr>
+        <w:t xml:space="preserve"> появляется данное </w:t>
+      </w:r>
+      <w:r>
+        <w:rPr>
+          <w:rStyle w:val="a9"/>
+          <w:i w:val="0"/>
+          <w:iCs w:val="0"/>
+          <w:color w:val="9900CC"/>
+        </w:rPr>
+        <w:t>улучшение</w:t>
+      </w:r>
+      <w:r>
+        <w:rPr>
+          <w:rStyle w:val="a9"/>
+          <w:i w:val="0"/>
+          <w:iCs w:val="0"/>
+          <w:color w:val="auto"/>
+        </w:rPr>
+        <w:t>.</w:t>
+      </w:r>
+    </w:p>
+    <w:p>
+      <w:pPr>
+        <w:pStyle w:val="2"/>
+        <w:rPr>
+          <w:rStyle w:val="a9"/>
+          <w:i w:val="0"/>
+          <w:iCs w:val="0"/>
+          <w:color w:val="auto"/>
+          <w:u w:val="single"/>
+        </w:rPr>
+      </w:pPr>
+      <w:r>
+        <w:rPr>
+          <w:rStyle w:val="a9"/>
+          <w:b/>
+          <w:i w:val="0"/>
+          <w:iCs w:val="0"/>
+          <w:color w:val="auto"/>
+          <w:u w:val="single"/>
+        </w:rPr>
+        <w:t>С</w:t>
+      </w:r>
+      <w:r>
+        <w:rPr>
+          <w:rStyle w:val="a9"/>
+          <w:b/>
+          <w:i w:val="0"/>
+          <w:iCs w:val="0"/>
+          <w:color w:val="auto"/>
+          <w:u w:val="single"/>
+        </w:rPr>
+        <w:t xml:space="preserve">мена новостей в </w:t>
+      </w:r>
+      <w:r>
+        <w:rPr>
+          <w:rStyle w:val="a9"/>
+          <w:b/>
+          <w:i w:val="0"/>
+          <w:iCs w:val="0"/>
+          <w:color w:val="767171" w:themeColor="background2" w:themeShade="80"/>
+          <w:u w:val="single"/>
+        </w:rPr>
+        <w:t xml:space="preserve">новостной ленте </w:t>
+      </w:r>
+      <w:r>
+        <w:rPr>
+          <w:rStyle w:val="a9"/>
+          <w:b/>
+          <w:i w:val="0"/>
+          <w:iCs w:val="0"/>
+          <w:color w:val="auto"/>
+          <w:u w:val="single"/>
+        </w:rPr>
+        <w:t>–</w:t>
       </w:r>
     </w:p>
     <w:p>
@@ -595,64 +1191,1190 @@
         <w:ind w:left="2127"/>
         <w:rPr>
           <w:rStyle w:val="a9"/>
-          <w:i w:val="0"/>
-          <w:iCs w:val="0"/>
-          <w:color w:val="auto"/>
-        </w:rPr>
-      </w:pPr>
-      <w:r>
-        <w:rPr>
-          <w:rStyle w:val="a9"/>
-          <w:i w:val="0"/>
-          <w:iCs w:val="0"/>
-          <w:color w:val="auto"/>
-        </w:rPr>
-        <w:t xml:space="preserve">Увеличивается текущее кол-во зданий данного типа на купленное кол-во; </w:t>
-      </w:r>
-    </w:p>
-    <w:p>
-      <w:pPr>
-        <w:pStyle w:val="2"/>
-        <w:rPr>
-          <w:rStyle w:val="a9"/>
-          <w:i w:val="0"/>
-          <w:iCs w:val="0"/>
-          <w:color w:val="auto"/>
-        </w:rPr>
-      </w:pPr>
-      <w:r>
-        <w:rPr>
-          <w:rStyle w:val="a9"/>
-          <w:b/>
-          <w:i w:val="0"/>
-          <w:iCs w:val="0"/>
-          <w:color w:val="auto"/>
-        </w:rPr>
-        <w:t>Появление улучшения</w:t>
-      </w:r>
-      <w:r>
-        <w:rPr>
-          <w:rStyle w:val="a9"/>
-          <w:i w:val="0"/>
-          <w:iCs w:val="0"/>
-          <w:color w:val="auto"/>
+          <w:b/>
+          <w:iCs w:val="0"/>
+          <w:color w:val="auto"/>
+        </w:rPr>
+      </w:pPr>
+      <w:r>
+        <w:rPr>
+          <w:rStyle w:val="a9"/>
+          <w:b/>
+          <w:iCs w:val="0"/>
+          <w:color w:val="auto"/>
+        </w:rPr>
+        <w:t>Условие:</w:t>
+      </w:r>
+    </w:p>
+    <w:p>
+      <w:pPr>
+        <w:pStyle w:val="2"/>
+        <w:numPr>
+          <w:ilvl w:val="0"/>
+          <w:numId w:val="0"/>
+        </w:numPr>
+        <w:ind w:left="2127"/>
+        <w:rPr>
+          <w:rStyle w:val="a9"/>
+          <w:i w:val="0"/>
+          <w:iCs w:val="0"/>
+          <w:color w:val="auto"/>
+        </w:rPr>
+      </w:pPr>
+      <w:r>
+        <w:rPr>
+          <w:rStyle w:val="a9"/>
+          <w:b/>
+          <w:i w:val="0"/>
+          <w:iCs w:val="0"/>
+          <w:color w:val="auto"/>
+        </w:rPr>
+        <w:tab/>
+      </w:r>
+      <w:r>
+        <w:rPr>
+          <w:rStyle w:val="a9"/>
+          <w:i w:val="0"/>
+          <w:iCs w:val="0"/>
+          <w:color w:val="auto"/>
+        </w:rPr>
+        <w:t>Прошл</w:t>
+      </w:r>
+      <w:r>
+        <w:rPr>
+          <w:rStyle w:val="a9"/>
+          <w:i w:val="0"/>
+          <w:iCs w:val="0"/>
+          <w:color w:val="auto"/>
+        </w:rPr>
+        <w:t xml:space="preserve">о конкретное кол-во времени или игрок </w:t>
+      </w:r>
+      <w:r>
+        <w:rPr>
+          <w:rStyle w:val="a9"/>
+          <w:i w:val="0"/>
+          <w:iCs w:val="0"/>
+          <w:color w:val="FF0000"/>
+        </w:rPr>
+        <w:t xml:space="preserve">нажал </w:t>
+      </w:r>
+      <w:r>
+        <w:rPr>
+          <w:rStyle w:val="a9"/>
+          <w:i w:val="0"/>
+          <w:iCs w:val="0"/>
+          <w:color w:val="auto"/>
+        </w:rPr>
+        <w:t xml:space="preserve">на </w:t>
+      </w:r>
+      <w:r>
+        <w:rPr>
+          <w:rStyle w:val="a9"/>
+          <w:i w:val="0"/>
+          <w:iCs w:val="0"/>
+          <w:color w:val="767171" w:themeColor="background2" w:themeShade="80"/>
+        </w:rPr>
+        <w:t>новостную ленту</w:t>
+      </w:r>
+      <w:r>
+        <w:rPr>
+          <w:rStyle w:val="a9"/>
+          <w:i w:val="0"/>
+          <w:iCs w:val="0"/>
+          <w:color w:val="auto"/>
+        </w:rPr>
+        <w:t>;</w:t>
+      </w:r>
+    </w:p>
+    <w:p>
+      <w:pPr>
+        <w:pStyle w:val="2"/>
+        <w:numPr>
+          <w:ilvl w:val="0"/>
+          <w:numId w:val="0"/>
+        </w:numPr>
+        <w:ind w:left="2127"/>
+        <w:rPr>
+          <w:rStyle w:val="a9"/>
+          <w:b/>
+          <w:iCs w:val="0"/>
+          <w:color w:val="auto"/>
+        </w:rPr>
+      </w:pPr>
+      <w:r>
+        <w:rPr>
+          <w:rStyle w:val="a9"/>
+          <w:b/>
+          <w:iCs w:val="0"/>
+          <w:color w:val="auto"/>
+        </w:rPr>
+        <w:t>Результат:</w:t>
+      </w:r>
+    </w:p>
+    <w:p>
+      <w:pPr>
+        <w:pStyle w:val="2"/>
+        <w:numPr>
+          <w:ilvl w:val="0"/>
+          <w:numId w:val="0"/>
+        </w:numPr>
+        <w:ind w:left="2127"/>
+        <w:rPr>
+          <w:rStyle w:val="a9"/>
+          <w:i w:val="0"/>
+          <w:iCs w:val="0"/>
+          <w:color w:val="auto"/>
+        </w:rPr>
+      </w:pPr>
+      <w:r>
+        <w:rPr>
+          <w:rStyle w:val="a9"/>
+          <w:i w:val="0"/>
+          <w:iCs w:val="0"/>
+          <w:color w:val="auto"/>
+        </w:rPr>
+        <w:tab/>
+        <w:t xml:space="preserve">В </w:t>
+      </w:r>
+      <w:r>
+        <w:rPr>
+          <w:rStyle w:val="a9"/>
+          <w:i w:val="0"/>
+          <w:iCs w:val="0"/>
+          <w:color w:val="767171" w:themeColor="background2" w:themeShade="80"/>
+        </w:rPr>
+        <w:t xml:space="preserve">новостной ленте </w:t>
+      </w:r>
+      <w:r>
+        <w:rPr>
+          <w:rStyle w:val="a9"/>
+          <w:i w:val="0"/>
+          <w:iCs w:val="0"/>
+          <w:color w:val="auto"/>
+        </w:rPr>
+        <w:t xml:space="preserve">появляется другая </w:t>
+      </w:r>
+      <w:r>
+        <w:rPr>
+          <w:rStyle w:val="a9"/>
+          <w:i w:val="0"/>
+          <w:iCs w:val="0"/>
+          <w:color w:val="767171" w:themeColor="background2" w:themeShade="80"/>
+        </w:rPr>
+        <w:t>новость</w:t>
+      </w:r>
+      <w:r>
+        <w:rPr>
+          <w:rStyle w:val="a9"/>
+          <w:i w:val="0"/>
+          <w:iCs w:val="0"/>
+          <w:color w:val="auto"/>
+        </w:rPr>
+        <w:t>;</w:t>
+      </w:r>
+    </w:p>
+    <w:p>
+      <w:pPr>
+        <w:pStyle w:val="2"/>
+        <w:rPr>
+          <w:color w:val="auto"/>
+          <w:u w:val="single"/>
+        </w:rPr>
+      </w:pPr>
+      <w:r>
+        <w:rPr>
+          <w:b/>
+          <w:color w:val="auto"/>
+          <w:u w:val="single"/>
+        </w:rPr>
+        <w:t xml:space="preserve">Получение </w:t>
+      </w:r>
+      <w:r>
+        <w:rPr>
+          <w:b/>
+          <w:color w:val="0070C0"/>
+          <w:u w:val="single"/>
+        </w:rPr>
+        <w:t>небесных крошек</w:t>
+      </w:r>
+      <w:r>
+        <w:rPr>
+          <w:color w:val="0070C0"/>
+          <w:u w:val="single"/>
+        </w:rPr>
+        <w:t xml:space="preserve"> </w:t>
+      </w:r>
+      <w:r>
+        <w:rPr>
+          <w:color w:val="auto"/>
+          <w:u w:val="single"/>
+        </w:rPr>
+        <w:t>–</w:t>
+      </w:r>
+    </w:p>
+    <w:p>
+      <w:pPr>
+        <w:pStyle w:val="2"/>
+        <w:numPr>
+          <w:ilvl w:val="0"/>
+          <w:numId w:val="0"/>
+        </w:numPr>
+        <w:ind w:left="1418" w:firstLine="709"/>
+        <w:rPr>
+          <w:i/>
+          <w:color w:val="auto"/>
+        </w:rPr>
+      </w:pPr>
+      <w:r>
+        <w:rPr>
+          <w:b/>
+          <w:i/>
+          <w:color w:val="auto"/>
+        </w:rPr>
+        <w:t>Условие</w:t>
+      </w:r>
+      <w:r>
+        <w:rPr>
+          <w:i/>
+          <w:color w:val="auto"/>
+        </w:rPr>
+        <w:t>:</w:t>
+      </w:r>
+    </w:p>
+    <w:p>
+      <w:pPr>
+        <w:pStyle w:val="2"/>
+        <w:numPr>
+          <w:ilvl w:val="0"/>
+          <w:numId w:val="0"/>
+        </w:numPr>
+        <w:ind w:left="2127" w:firstLine="709"/>
+        <w:rPr>
+          <w:color w:val="auto"/>
+        </w:rPr>
+      </w:pPr>
+      <w:r>
+        <w:rPr>
+          <w:color w:val="auto"/>
+        </w:rPr>
+        <w:t>Игрок заработал определённое кол-во</w:t>
+      </w:r>
+      <w:r>
+        <w:rPr>
+          <w:color w:val="auto"/>
+        </w:rPr>
+        <w:t xml:space="preserve"> </w:t>
+      </w:r>
+      <w:r>
+        <w:rPr>
+          <w:color w:val="806000" w:themeColor="accent4" w:themeShade="80"/>
+        </w:rPr>
+        <w:t xml:space="preserve">печенья </w:t>
+      </w:r>
+      <w:r>
+        <w:rPr>
+          <w:color w:val="auto"/>
+        </w:rPr>
+        <w:t>(высчитывается по формуле)</w:t>
+      </w:r>
+      <w:r>
+        <w:rPr>
+          <w:color w:val="auto"/>
+        </w:rPr>
+        <w:t>;</w:t>
+      </w:r>
+    </w:p>
+    <w:p>
+      <w:pPr>
+        <w:pStyle w:val="2"/>
+        <w:numPr>
+          <w:ilvl w:val="0"/>
+          <w:numId w:val="0"/>
+        </w:numPr>
+        <w:ind w:left="709"/>
+        <w:rPr>
+          <w:b/>
+          <w:i/>
+          <w:color w:val="auto"/>
+        </w:rPr>
+      </w:pPr>
+      <w:r>
+        <w:rPr>
+          <w:color w:val="auto"/>
+        </w:rPr>
+        <w:tab/>
+      </w:r>
+      <w:r>
+        <w:rPr>
+          <w:i/>
+          <w:color w:val="auto"/>
+        </w:rPr>
+        <w:tab/>
+      </w:r>
+      <w:r>
+        <w:rPr>
+          <w:b/>
+          <w:i/>
+          <w:color w:val="auto"/>
+        </w:rPr>
+        <w:t>Результат:</w:t>
+      </w:r>
+    </w:p>
+    <w:p>
+      <w:pPr>
+        <w:pStyle w:val="2"/>
+        <w:numPr>
+          <w:ilvl w:val="0"/>
+          <w:numId w:val="0"/>
+        </w:numPr>
+        <w:ind w:left="2127" w:firstLine="708"/>
+        <w:rPr>
+          <w:color w:val="auto"/>
+        </w:rPr>
+      </w:pPr>
+      <w:r>
+        <w:rPr>
+          <w:b/>
+          <w:color w:val="auto"/>
+        </w:rPr>
+        <w:tab/>
+      </w:r>
+      <w:r>
+        <w:rPr>
+          <w:color w:val="auto"/>
+        </w:rPr>
+        <w:t xml:space="preserve">Итоговое кол-во потенциальных </w:t>
+      </w:r>
+      <w:r>
+        <w:rPr>
+          <w:color w:val="0070C0"/>
+        </w:rPr>
+        <w:t xml:space="preserve">небесных крошек </w:t>
+      </w:r>
+      <w:r>
+        <w:rPr>
+          <w:color w:val="auto"/>
+        </w:rPr>
+        <w:t>увеличивается на 1;</w:t>
+      </w:r>
+    </w:p>
+    <w:p>
+      <w:pPr>
+        <w:pStyle w:val="2"/>
+        <w:rPr>
+          <w:color w:val="auto"/>
+          <w:u w:val="single"/>
+        </w:rPr>
+      </w:pPr>
+      <w:r>
+        <w:rPr>
+          <w:b/>
+          <w:color w:val="auto"/>
+          <w:u w:val="single"/>
+        </w:rPr>
+        <w:t xml:space="preserve">Совершение </w:t>
+      </w:r>
+      <w:r>
+        <w:rPr>
+          <w:b/>
+          <w:color w:val="1F4E79" w:themeColor="accent1" w:themeShade="80"/>
+          <w:u w:val="single"/>
+        </w:rPr>
+        <w:t>восхождения</w:t>
+      </w:r>
+      <w:r>
+        <w:rPr>
+          <w:b/>
+          <w:color w:val="auto"/>
+          <w:u w:val="single"/>
+        </w:rPr>
+        <w:t>:</w:t>
+      </w:r>
+    </w:p>
+    <w:p>
+      <w:pPr>
+        <w:pStyle w:val="2"/>
+        <w:numPr>
+          <w:ilvl w:val="0"/>
+          <w:numId w:val="0"/>
+        </w:numPr>
+        <w:ind w:left="2149"/>
+        <w:rPr>
+          <w:i/>
+          <w:color w:val="auto"/>
+        </w:rPr>
+      </w:pPr>
+      <w:r>
+        <w:rPr>
+          <w:b/>
+          <w:i/>
+          <w:color w:val="auto"/>
+        </w:rPr>
+        <w:t>Условие:</w:t>
+      </w:r>
+    </w:p>
+    <w:p>
+      <w:pPr>
+        <w:pStyle w:val="2"/>
+        <w:numPr>
+          <w:ilvl w:val="0"/>
+          <w:numId w:val="0"/>
+        </w:numPr>
+        <w:ind w:left="2149"/>
+        <w:rPr>
+          <w:color w:val="auto"/>
+        </w:rPr>
+      </w:pPr>
+      <w:r>
+        <w:rPr>
+          <w:color w:val="auto"/>
+        </w:rPr>
+        <w:tab/>
+        <w:t xml:space="preserve">Игрок нажал на кнопку совершения </w:t>
+      </w:r>
+      <w:r>
+        <w:rPr>
+          <w:color w:val="1F4E79" w:themeColor="accent1" w:themeShade="80"/>
+        </w:rPr>
+        <w:t>восхождения</w:t>
+      </w:r>
+      <w:r>
+        <w:rPr>
+          <w:color w:val="auto"/>
+        </w:rPr>
+        <w:t>;</w:t>
+      </w:r>
+    </w:p>
+    <w:p>
+      <w:pPr>
+        <w:pStyle w:val="2"/>
+        <w:numPr>
+          <w:ilvl w:val="0"/>
+          <w:numId w:val="0"/>
+        </w:numPr>
+        <w:ind w:left="2149"/>
+        <w:rPr>
+          <w:b/>
+          <w:i/>
+          <w:color w:val="auto"/>
+        </w:rPr>
+      </w:pPr>
+      <w:r>
+        <w:rPr>
+          <w:b/>
+          <w:i/>
+          <w:color w:val="auto"/>
+        </w:rPr>
+        <w:t>Результат:</w:t>
+      </w:r>
+    </w:p>
+    <w:p>
+      <w:pPr>
+        <w:pStyle w:val="2"/>
+        <w:numPr>
+          <w:ilvl w:val="0"/>
+          <w:numId w:val="0"/>
+        </w:numPr>
+        <w:ind w:left="2149"/>
+        <w:rPr>
+          <w:color w:val="auto"/>
+        </w:rPr>
+      </w:pPr>
+      <w:r>
+        <w:rPr>
+          <w:color w:val="auto"/>
+        </w:rPr>
+        <w:tab/>
+        <w:t xml:space="preserve">Игрок теряет всё свое </w:t>
+      </w:r>
+      <w:r>
+        <w:rPr>
+          <w:color w:val="806000" w:themeColor="accent4" w:themeShade="80"/>
+        </w:rPr>
+        <w:t>печенье</w:t>
+      </w:r>
+      <w:r>
+        <w:rPr>
+          <w:color w:val="auto"/>
+        </w:rPr>
+        <w:t xml:space="preserve">, </w:t>
+      </w:r>
+      <w:r>
+        <w:rPr>
+          <w:color w:val="9900CC"/>
+        </w:rPr>
+        <w:t>улучшения</w:t>
+      </w:r>
+      <w:r>
+        <w:rPr>
+          <w:color w:val="auto"/>
+        </w:rPr>
+        <w:t xml:space="preserve"> и </w:t>
+      </w:r>
+      <w:r>
+        <w:rPr>
+          <w:color w:val="CC0099"/>
+        </w:rPr>
+        <w:t>здания,</w:t>
+      </w:r>
+      <w:r>
+        <w:rPr>
+          <w:color w:val="auto"/>
+        </w:rPr>
+        <w:t xml:space="preserve"> получая взамен </w:t>
+      </w:r>
+      <w:r>
+        <w:rPr>
+          <w:color w:val="auto"/>
+          <w:lang w:val="en-US"/>
+        </w:rPr>
+        <w:t>n</w:t>
+      </w:r>
+      <w:r>
+        <w:rPr>
+          <w:color w:val="auto"/>
+        </w:rPr>
+        <w:t>-</w:t>
+      </w:r>
+      <w:proofErr w:type="spellStart"/>
+      <w:r>
+        <w:rPr>
+          <w:color w:val="auto"/>
+        </w:rPr>
+        <w:t>ое</w:t>
+      </w:r>
+      <w:proofErr w:type="spellEnd"/>
+      <w:r>
+        <w:rPr>
+          <w:color w:val="auto"/>
+        </w:rPr>
+        <w:t xml:space="preserve"> кол-во </w:t>
+      </w:r>
+      <w:r>
+        <w:rPr>
+          <w:color w:val="2E74B5" w:themeColor="accent1" w:themeShade="BF"/>
+        </w:rPr>
+        <w:t xml:space="preserve">небесной крошки </w:t>
+      </w:r>
+      <w:r>
+        <w:rPr>
+          <w:color w:val="auto"/>
+        </w:rPr>
+        <w:t xml:space="preserve">(кол-во получаемой </w:t>
+      </w:r>
+      <w:r>
+        <w:rPr>
+          <w:color w:val="2E74B5" w:themeColor="accent1" w:themeShade="BF"/>
+        </w:rPr>
+        <w:t xml:space="preserve">небесной крошки </w:t>
+      </w:r>
+      <w:r>
+        <w:rPr>
+          <w:color w:val="auto"/>
+        </w:rPr>
+        <w:t xml:space="preserve">высчитывается по формуле с </w:t>
+      </w:r>
+      <w:r>
+        <w:rPr>
+          <w:color w:val="806000" w:themeColor="accent4" w:themeShade="80"/>
+        </w:rPr>
+        <w:t>печеньем</w:t>
+      </w:r>
+      <w:r>
+        <w:rPr>
+          <w:color w:val="auto"/>
+        </w:rPr>
+        <w:t>)</w:t>
+      </w:r>
+      <w:r>
+        <w:rPr>
+          <w:color w:val="auto"/>
+        </w:rPr>
+        <w:t xml:space="preserve">, и перемещается в </w:t>
+      </w:r>
+      <w:r>
+        <w:rPr>
+          <w:color w:val="2E74B5" w:themeColor="accent1" w:themeShade="BF"/>
+        </w:rPr>
+        <w:t xml:space="preserve">космический </w:t>
+      </w:r>
+      <w:proofErr w:type="spellStart"/>
+      <w:r>
+        <w:rPr>
+          <w:color w:val="2E74B5" w:themeColor="accent1" w:themeShade="BF"/>
+        </w:rPr>
+        <w:t>хаб</w:t>
+      </w:r>
+      <w:proofErr w:type="spellEnd"/>
+      <w:r>
+        <w:rPr>
+          <w:color w:val="auto"/>
+        </w:rPr>
+        <w:t>;</w:t>
+      </w:r>
+    </w:p>
+    <w:p>
+      <w:pPr>
+        <w:pStyle w:val="2"/>
+        <w:rPr>
+          <w:color w:val="auto"/>
+          <w:u w:val="single"/>
+        </w:rPr>
+      </w:pPr>
+      <w:r>
+        <w:rPr>
+          <w:b/>
+          <w:color w:val="auto"/>
+          <w:u w:val="single"/>
+        </w:rPr>
+        <w:t xml:space="preserve">Получение </w:t>
+      </w:r>
+      <w:r>
+        <w:rPr>
+          <w:b/>
+          <w:color w:val="00B0F0"/>
+          <w:u w:val="single"/>
+        </w:rPr>
+        <w:t xml:space="preserve">куска сахара </w:t>
+      </w:r>
+      <w:r>
+        <w:rPr>
+          <w:b/>
+          <w:color w:val="auto"/>
+          <w:u w:val="single"/>
+        </w:rPr>
+        <w:t xml:space="preserve">– </w:t>
+      </w:r>
+    </w:p>
+    <w:p>
+      <w:pPr>
+        <w:pStyle w:val="2"/>
+        <w:numPr>
+          <w:ilvl w:val="0"/>
+          <w:numId w:val="0"/>
+        </w:numPr>
+        <w:ind w:left="2127"/>
+        <w:rPr>
+          <w:b/>
+          <w:i/>
+        </w:rPr>
+      </w:pPr>
+      <w:r>
+        <w:rPr>
+          <w:b/>
+          <w:i/>
+        </w:rPr>
+        <w:t>Условие:</w:t>
+      </w:r>
+    </w:p>
+    <w:p>
+      <w:pPr>
+        <w:pStyle w:val="2"/>
+        <w:numPr>
+          <w:ilvl w:val="0"/>
+          <w:numId w:val="0"/>
+        </w:numPr>
+        <w:ind w:left="2127"/>
+      </w:pPr>
+      <w:r>
+        <w:rPr>
+          <w:b/>
+        </w:rPr>
+        <w:tab/>
+      </w:r>
+      <w:r>
+        <w:t>Игр</w:t>
+      </w:r>
+      <w:r>
+        <w:t xml:space="preserve">ок нажал на </w:t>
+      </w:r>
+      <w:r>
+        <w:rPr>
+          <w:color w:val="00B0F0"/>
+        </w:rPr>
+        <w:t xml:space="preserve">кусок сахара </w:t>
+      </w:r>
+      <w:r>
+        <w:t xml:space="preserve">после прохождения 23-ёх </w:t>
+      </w:r>
+      <w:r>
+        <w:lastRenderedPageBreak/>
+        <w:t xml:space="preserve">часов и более с предыдущего </w:t>
+      </w:r>
+      <w:r>
+        <w:t xml:space="preserve">получения </w:t>
+      </w:r>
+      <w:r>
+        <w:rPr>
+          <w:color w:val="00B0F0"/>
+        </w:rPr>
+        <w:t>сахара</w:t>
+      </w:r>
+      <w:r>
+        <w:t xml:space="preserve">. </w:t>
+      </w:r>
+      <w:r>
+        <w:rPr>
+          <w:color w:val="00B0F0"/>
+        </w:rPr>
+        <w:t>Сахар</w:t>
+      </w:r>
+      <w:r>
+        <w:t xml:space="preserve"> сам передаётся игроку, если прошло 24 часа с последнего </w:t>
+      </w:r>
+      <w:r>
+        <w:rPr>
+          <w:color w:val="00B0F0"/>
+        </w:rPr>
+        <w:t>сбора сахара</w:t>
+      </w:r>
+      <w:r>
+        <w:t>.</w:t>
+      </w:r>
+    </w:p>
+    <w:p>
+      <w:pPr>
+        <w:pStyle w:val="2"/>
+        <w:numPr>
+          <w:ilvl w:val="0"/>
+          <w:numId w:val="0"/>
+        </w:numPr>
+        <w:ind w:left="2127"/>
+        <w:rPr>
+          <w:b/>
+          <w:i/>
+        </w:rPr>
+      </w:pPr>
+      <w:r>
+        <w:rPr>
+          <w:b/>
+          <w:i/>
+        </w:rPr>
+        <w:t>Результат:</w:t>
+      </w:r>
+    </w:p>
+    <w:p>
+      <w:pPr>
+        <w:pStyle w:val="2"/>
+        <w:numPr>
+          <w:ilvl w:val="0"/>
+          <w:numId w:val="0"/>
+        </w:numPr>
+        <w:ind w:left="2127"/>
+      </w:pPr>
+      <w:r>
+        <w:rPr>
+          <w:b/>
+        </w:rPr>
+        <w:tab/>
+      </w:r>
+      <w:r>
+        <w:t>Кол</w:t>
+      </w:r>
+      <w:r>
+        <w:t xml:space="preserve">-во </w:t>
+      </w:r>
+      <w:r>
+        <w:rPr>
+          <w:color w:val="00B0F0"/>
+        </w:rPr>
+        <w:t xml:space="preserve">кусков сахара </w:t>
+      </w:r>
+      <w:r>
+        <w:t>игрока увеличивается на 1.</w:t>
+      </w:r>
+    </w:p>
+    <w:p>
+      <w:pPr>
+        <w:pStyle w:val="2"/>
+        <w:rPr>
+          <w:b/>
+          <w:u w:val="single"/>
+        </w:rPr>
+      </w:pPr>
+      <w:r>
+        <w:rPr>
+          <w:b/>
+          <w:u w:val="single"/>
+        </w:rPr>
+        <w:t>По</w:t>
+      </w:r>
+      <w:r>
+        <w:rPr>
+          <w:b/>
+          <w:u w:val="single"/>
+        </w:rPr>
+        <w:t xml:space="preserve">явление </w:t>
+      </w:r>
+      <w:proofErr w:type="spellStart"/>
+      <w:r>
+        <w:rPr>
+          <w:b/>
+          <w:color w:val="CC3300"/>
+          <w:u w:val="single"/>
+        </w:rPr>
+        <w:t>морщинника</w:t>
+      </w:r>
+      <w:proofErr w:type="spellEnd"/>
+      <w:r>
+        <w:rPr>
+          <w:b/>
+          <w:u w:val="single"/>
         </w:rPr>
         <w:t xml:space="preserve"> –</w:t>
       </w:r>
-      <w:r>
-        <w:rPr>
-          <w:rStyle w:val="a9"/>
-          <w:i w:val="0"/>
-          <w:iCs w:val="0"/>
-          <w:color w:val="auto"/>
-        </w:rPr>
-        <w:t xml:space="preserve"> улучшение появляется в магазине, если у игрока есть достаточное кол-во «печенья» и зданий требуемого типа</w:t>
-      </w:r>
-      <w:r>
-        <w:rPr>
-          <w:rStyle w:val="a9"/>
-          <w:i w:val="0"/>
-          <w:iCs w:val="0"/>
+    </w:p>
+    <w:p>
+      <w:pPr>
+        <w:pStyle w:val="2"/>
+        <w:numPr>
+          <w:ilvl w:val="0"/>
+          <w:numId w:val="0"/>
+        </w:numPr>
+        <w:ind w:left="1418" w:firstLine="709"/>
+        <w:rPr>
+          <w:b/>
+          <w:i/>
+        </w:rPr>
+      </w:pPr>
+      <w:r>
+        <w:rPr>
+          <w:b/>
+          <w:i/>
+        </w:rPr>
+        <w:t>Условие:</w:t>
+      </w:r>
+    </w:p>
+    <w:p>
+      <w:pPr>
+        <w:pStyle w:val="2"/>
+        <w:numPr>
+          <w:ilvl w:val="0"/>
+          <w:numId w:val="0"/>
+        </w:numPr>
+        <w:ind w:left="2127" w:firstLine="708"/>
+      </w:pPr>
+      <w:r>
+        <w:t xml:space="preserve">Игрок находится в </w:t>
+      </w:r>
+      <w:r>
+        <w:t xml:space="preserve">режиме </w:t>
+      </w:r>
+      <w:proofErr w:type="spellStart"/>
+      <w:r>
+        <w:rPr>
+          <w:color w:val="CC3300"/>
+        </w:rPr>
+        <w:t>бабушкопокаллипсиса</w:t>
+      </w:r>
+      <w:proofErr w:type="spellEnd"/>
+      <w:r>
+        <w:t xml:space="preserve"> и прошло определённое кол-во времени;</w:t>
+      </w:r>
+    </w:p>
+    <w:p>
+      <w:pPr>
+        <w:pStyle w:val="2"/>
+        <w:numPr>
+          <w:ilvl w:val="0"/>
+          <w:numId w:val="0"/>
+        </w:numPr>
+        <w:ind w:left="709"/>
+        <w:rPr>
+          <w:b/>
+          <w:i/>
+        </w:rPr>
+      </w:pPr>
+      <w:r>
+        <w:tab/>
+      </w:r>
+      <w:r>
+        <w:rPr>
+          <w:i/>
+        </w:rPr>
+        <w:tab/>
+      </w:r>
+      <w:r>
+        <w:rPr>
+          <w:b/>
+          <w:i/>
+        </w:rPr>
+        <w:t>Результат:</w:t>
+      </w:r>
+    </w:p>
+    <w:p>
+      <w:pPr>
+        <w:pStyle w:val="2"/>
+        <w:numPr>
+          <w:ilvl w:val="0"/>
+          <w:numId w:val="0"/>
+        </w:numPr>
+        <w:ind w:left="2127" w:firstLine="708"/>
+      </w:pPr>
+      <w:r>
+        <w:rPr>
+          <w:b/>
+        </w:rPr>
+        <w:tab/>
+      </w:r>
+      <w:r>
+        <w:t xml:space="preserve">Случайная свободная ячейка вокруг </w:t>
+      </w:r>
+      <w:r>
+        <w:rPr>
+          <w:color w:val="806000" w:themeColor="accent4" w:themeShade="80"/>
+        </w:rPr>
+        <w:t xml:space="preserve">большого печенья </w:t>
+      </w:r>
+      <w:r>
+        <w:t xml:space="preserve">занимается </w:t>
+      </w:r>
+      <w:proofErr w:type="spellStart"/>
+      <w:r>
+        <w:rPr>
+          <w:color w:val="CC3300"/>
+        </w:rPr>
+        <w:t>морщинником</w:t>
+      </w:r>
+      <w:proofErr w:type="spellEnd"/>
+      <w:r>
+        <w:t xml:space="preserve"> и он появляется на игровом экране;</w:t>
+      </w:r>
+    </w:p>
+    <w:p>
+      <w:pPr>
+        <w:pStyle w:val="2"/>
+        <w:rPr>
+          <w:color w:val="auto"/>
+          <w:u w:val="single"/>
+        </w:rPr>
+      </w:pPr>
+      <w:r>
+        <w:rPr>
+          <w:b/>
+          <w:color w:val="auto"/>
+          <w:u w:val="single"/>
+        </w:rPr>
+        <w:t xml:space="preserve">Начало </w:t>
+      </w:r>
+      <w:r>
+        <w:rPr>
+          <w:b/>
+          <w:color w:val="00B050"/>
+          <w:u w:val="single"/>
+        </w:rPr>
+        <w:t>события</w:t>
+      </w:r>
+      <w:r>
+        <w:rPr>
+          <w:color w:val="auto"/>
+          <w:u w:val="single"/>
+        </w:rPr>
+        <w:t xml:space="preserve"> – </w:t>
+      </w:r>
+    </w:p>
+    <w:p>
+      <w:pPr>
+        <w:pStyle w:val="2"/>
+        <w:numPr>
+          <w:ilvl w:val="0"/>
+          <w:numId w:val="0"/>
+        </w:numPr>
+        <w:ind w:left="2127"/>
+        <w:rPr>
+          <w:i/>
+          <w:color w:val="auto"/>
+        </w:rPr>
+      </w:pPr>
+      <w:r>
+        <w:rPr>
+          <w:b/>
+          <w:i/>
+          <w:color w:val="auto"/>
+        </w:rPr>
+        <w:t>Условие</w:t>
+      </w:r>
+      <w:r>
+        <w:rPr>
+          <w:i/>
+          <w:color w:val="auto"/>
+        </w:rPr>
+        <w:t>:</w:t>
+      </w:r>
+    </w:p>
+    <w:p>
+      <w:pPr>
+        <w:pStyle w:val="2"/>
+        <w:numPr>
+          <w:ilvl w:val="0"/>
+          <w:numId w:val="0"/>
+        </w:numPr>
+        <w:ind w:left="2127"/>
+        <w:rPr>
+          <w:color w:val="auto"/>
+        </w:rPr>
+      </w:pPr>
+      <w:r>
+        <w:rPr>
+          <w:b/>
+          <w:color w:val="auto"/>
+        </w:rPr>
+        <w:tab/>
+      </w:r>
+      <w:r>
+        <w:rPr>
+          <w:color w:val="auto"/>
+        </w:rPr>
+        <w:t xml:space="preserve">Игрок купил </w:t>
+      </w:r>
+      <w:r>
+        <w:rPr>
+          <w:color w:val="00B050"/>
+        </w:rPr>
+        <w:t xml:space="preserve">игровое событие </w:t>
+      </w:r>
+      <w:r>
+        <w:rPr>
+          <w:color w:val="auto"/>
+        </w:rPr>
+        <w:t>или игрок оказался во временных рамках н</w:t>
+      </w:r>
+      <w:r>
+        <w:rPr>
+          <w:color w:val="auto"/>
+        </w:rPr>
+        <w:t>ачала события из реального мира;</w:t>
+      </w:r>
+    </w:p>
+    <w:p>
+      <w:pPr>
+        <w:pStyle w:val="2"/>
+        <w:numPr>
+          <w:ilvl w:val="0"/>
+          <w:numId w:val="0"/>
+        </w:numPr>
+        <w:ind w:left="2127"/>
+        <w:rPr>
+          <w:b/>
+          <w:color w:val="auto"/>
+        </w:rPr>
+      </w:pPr>
+      <w:r>
+        <w:rPr>
+          <w:b/>
+          <w:color w:val="auto"/>
+        </w:rPr>
+        <w:t>Результат</w:t>
+      </w:r>
+      <w:r>
+        <w:rPr>
+          <w:b/>
+          <w:color w:val="auto"/>
+        </w:rPr>
+        <w:t>:</w:t>
+      </w:r>
+    </w:p>
+    <w:p>
+      <w:pPr>
+        <w:pStyle w:val="2"/>
+        <w:numPr>
+          <w:ilvl w:val="0"/>
+          <w:numId w:val="0"/>
+        </w:numPr>
+        <w:ind w:left="2127"/>
+        <w:rPr>
+          <w:color w:val="auto"/>
+        </w:rPr>
+      </w:pPr>
+      <w:r>
+        <w:rPr>
+          <w:b/>
+          <w:color w:val="auto"/>
+        </w:rPr>
+        <w:tab/>
+      </w:r>
+      <w:r>
+        <w:rPr>
+          <w:color w:val="auto"/>
+        </w:rPr>
+        <w:t xml:space="preserve">Изменяется вид </w:t>
+      </w:r>
+      <w:r>
+        <w:rPr>
+          <w:color w:val="806000" w:themeColor="accent4" w:themeShade="80"/>
+        </w:rPr>
+        <w:t>печенья</w:t>
+      </w:r>
+      <w:r>
+        <w:rPr>
+          <w:color w:val="auto"/>
+        </w:rPr>
+        <w:t xml:space="preserve">, </w:t>
+      </w:r>
+      <w:proofErr w:type="spellStart"/>
+      <w:r>
+        <w:rPr>
+          <w:color w:val="auto"/>
+        </w:rPr>
+        <w:t>выпадаемый</w:t>
+      </w:r>
+      <w:proofErr w:type="spellEnd"/>
+      <w:r>
+        <w:rPr>
+          <w:color w:val="auto"/>
+        </w:rPr>
+        <w:t xml:space="preserve"> при кликах игрока по </w:t>
+      </w:r>
+      <w:r>
+        <w:rPr>
+          <w:color w:val="806000" w:themeColor="accent4" w:themeShade="80"/>
+        </w:rPr>
+        <w:t>большому печенью</w:t>
+      </w:r>
+      <w:r>
+        <w:rPr>
+          <w:color w:val="auto"/>
+        </w:rPr>
+        <w:t xml:space="preserve">, а также в </w:t>
+      </w:r>
+      <w:r>
+        <w:rPr>
+          <w:color w:val="9900CC"/>
+        </w:rPr>
+        <w:t xml:space="preserve">магазине </w:t>
+      </w:r>
+      <w:r>
+        <w:rPr>
+          <w:color w:val="auto"/>
+        </w:rPr>
+        <w:t xml:space="preserve">появляются </w:t>
+      </w:r>
+      <w:r>
+        <w:rPr>
+          <w:color w:val="9900CC"/>
+        </w:rPr>
+        <w:t>улучшения</w:t>
+      </w:r>
+      <w:r>
+        <w:rPr>
+          <w:color w:val="auto"/>
+        </w:rPr>
+        <w:t xml:space="preserve"> соответ</w:t>
+      </w:r>
+      <w:r>
+        <w:rPr>
+          <w:color w:val="auto"/>
+        </w:rPr>
+        <w:t xml:space="preserve">ствующие </w:t>
+      </w:r>
+      <w:r>
+        <w:rPr>
+          <w:color w:val="00B050"/>
+        </w:rPr>
+        <w:t>данному событию</w:t>
+      </w:r>
+      <w:r>
+        <w:rPr>
           <w:color w:val="auto"/>
         </w:rPr>
         <w:t>;</w:t>
@@ -662,341 +2384,23 @@
       <w:pPr>
         <w:pStyle w:val="2"/>
         <w:rPr>
-          <w:rStyle w:val="a9"/>
-          <w:i w:val="0"/>
-          <w:iCs w:val="0"/>
-          <w:color w:val="auto"/>
-        </w:rPr>
-      </w:pPr>
-      <w:r>
-        <w:rPr>
-          <w:rStyle w:val="a9"/>
-          <w:b/>
-          <w:i w:val="0"/>
-          <w:iCs w:val="0"/>
-          <w:color w:val="auto"/>
-        </w:rPr>
-        <w:t>Клик по новостной ленте</w:t>
-      </w:r>
-      <w:r>
-        <w:rPr>
-          <w:rStyle w:val="a9"/>
-          <w:i w:val="0"/>
-          <w:iCs w:val="0"/>
-          <w:color w:val="auto"/>
-        </w:rPr>
-        <w:t xml:space="preserve"> </w:t>
-      </w:r>
-      <w:r>
-        <w:rPr>
-          <w:rStyle w:val="a9"/>
-          <w:i w:val="0"/>
-          <w:iCs w:val="0"/>
-          <w:color w:val="auto"/>
-        </w:rPr>
-        <w:t>–</w:t>
-      </w:r>
-      <w:r>
-        <w:rPr>
-          <w:rStyle w:val="a9"/>
-          <w:i w:val="0"/>
-          <w:iCs w:val="0"/>
-          <w:color w:val="auto"/>
-        </w:rPr>
-        <w:t xml:space="preserve"> меняет новость на другую в новостной ленте</w:t>
-      </w:r>
-      <w:r>
-        <w:rPr>
-          <w:rStyle w:val="a9"/>
-          <w:i w:val="0"/>
-          <w:iCs w:val="0"/>
-          <w:color w:val="auto"/>
-        </w:rPr>
-        <w:t>;</w:t>
-      </w:r>
-    </w:p>
-    <w:p>
-      <w:pPr>
-        <w:pStyle w:val="2"/>
-        <w:rPr>
-          <w:color w:val="auto"/>
-        </w:rPr>
-      </w:pPr>
-      <w:r>
-        <w:rPr>
-          <w:b/>
-          <w:color w:val="auto"/>
-        </w:rPr>
-        <w:t>Получение небесных крошек</w:t>
-      </w:r>
-      <w:r>
-        <w:rPr>
-          <w:color w:val="auto"/>
-        </w:rPr>
-        <w:t xml:space="preserve"> – игровая валюта,</w:t>
-      </w:r>
-      <w:r>
-        <w:rPr>
-          <w:color w:val="auto"/>
-        </w:rPr>
-        <w:t xml:space="preserve"> которая увеличивается при получении определённого кол-ва печенья</w:t>
-      </w:r>
-      <w:r>
-        <w:rPr>
-          <w:color w:val="auto"/>
-        </w:rPr>
-        <w:t>.</w:t>
-      </w:r>
-      <w:r>
-        <w:rPr>
-          <w:color w:val="auto"/>
-        </w:rPr>
-        <w:t xml:space="preserve"> Итоговое кол-во небесных крошек вычисляется по конкретной формуле</w:t>
-      </w:r>
-      <w:r>
-        <w:rPr>
-          <w:color w:val="auto"/>
-        </w:rPr>
-        <w:t>;</w:t>
-      </w:r>
-    </w:p>
-    <w:p>
-      <w:pPr>
-        <w:pStyle w:val="2"/>
-        <w:rPr>
-          <w:color w:val="auto"/>
-        </w:rPr>
-      </w:pPr>
-      <w:r>
-        <w:rPr>
-          <w:b/>
-          <w:color w:val="auto"/>
-        </w:rPr>
-        <w:t>Нажатие на кнопку совершения</w:t>
-      </w:r>
-      <w:r>
-        <w:rPr>
-          <w:b/>
-          <w:color w:val="auto"/>
-        </w:rPr>
-        <w:t xml:space="preserve"> восхождения</w:t>
-      </w:r>
-      <w:r>
-        <w:rPr>
-          <w:color w:val="auto"/>
-        </w:rPr>
-        <w:t xml:space="preserve"> –</w:t>
-      </w:r>
-      <w:r>
-        <w:rPr>
-          <w:color w:val="auto"/>
-        </w:rPr>
-        <w:t xml:space="preserve"> обнуляет </w:t>
-      </w:r>
-      <w:r>
-        <w:rPr>
-          <w:color w:val="auto"/>
-        </w:rPr>
-        <w:lastRenderedPageBreak/>
-        <w:t>текущее кол-во зданий и улуч</w:t>
-      </w:r>
-      <w:r>
-        <w:rPr>
-          <w:color w:val="auto"/>
-        </w:rPr>
-        <w:t>шений</w:t>
-      </w:r>
-      <w:bookmarkStart w:id="0" w:name="_GoBack"/>
-      <w:bookmarkEnd w:id="0"/>
-    </w:p>
-    <w:p>
-      <w:pPr>
-        <w:pStyle w:val="2"/>
-        <w:rPr>
-          <w:color w:val="auto"/>
-        </w:rPr>
-      </w:pPr>
-      <w:proofErr w:type="spellStart"/>
-      <w:proofErr w:type="gramStart"/>
-      <w:r>
-        <w:rPr>
-          <w:color w:val="auto"/>
-        </w:rPr>
-        <w:t>шений</w:t>
-      </w:r>
-      <w:proofErr w:type="spellEnd"/>
-      <w:proofErr w:type="gramEnd"/>
-      <w:r>
-        <w:rPr>
-          <w:color w:val="auto"/>
-        </w:rPr>
-        <w:t xml:space="preserve"> игрока в обмен на небесные крошки. После совершения восхождения игрок отправляется в космический </w:t>
-      </w:r>
-      <w:proofErr w:type="spellStart"/>
-      <w:r>
-        <w:rPr>
-          <w:color w:val="auto"/>
-        </w:rPr>
-        <w:t>хаб</w:t>
-      </w:r>
-      <w:proofErr w:type="spellEnd"/>
-      <w:r>
-        <w:rPr>
-          <w:color w:val="auto"/>
-        </w:rPr>
-        <w:t>;</w:t>
-      </w:r>
-    </w:p>
-    <w:p>
-      <w:pPr>
-        <w:pStyle w:val="2"/>
-        <w:rPr>
-          <w:color w:val="auto"/>
-        </w:rPr>
-      </w:pPr>
-      <w:r>
-        <w:rPr>
-          <w:b/>
-          <w:color w:val="auto"/>
-        </w:rPr>
-        <w:t>Клик по куску сахара</w:t>
-      </w:r>
-      <w:r>
-        <w:rPr>
-          <w:color w:val="auto"/>
-        </w:rPr>
-        <w:t xml:space="preserve"> </w:t>
-      </w:r>
-      <w:r>
-        <w:rPr>
-          <w:color w:val="auto"/>
-        </w:rPr>
-        <w:t xml:space="preserve">– </w:t>
-      </w:r>
-      <w:r>
-        <w:rPr>
-          <w:color w:val="auto"/>
-        </w:rPr>
-        <w:t>даёт игроку 1 кусок сахара, если время со сбора предыдущего куска сахара составляет более 23-ёх часов</w:t>
-      </w:r>
-      <w:r>
-        <w:rPr>
-          <w:color w:val="auto"/>
-        </w:rPr>
-        <w:t>;</w:t>
-      </w:r>
-    </w:p>
-    <w:p>
-      <w:pPr>
-        <w:pStyle w:val="2"/>
-        <w:rPr>
-          <w:color w:val="auto"/>
-        </w:rPr>
-      </w:pPr>
-      <w:r>
-        <w:rPr>
-          <w:b/>
-          <w:color w:val="auto"/>
-        </w:rPr>
-        <w:t>Клик по кнопке «улучшение»</w:t>
-      </w:r>
-      <w:r>
-        <w:rPr>
-          <w:color w:val="auto"/>
-        </w:rPr>
-        <w:t xml:space="preserve"> </w:t>
-      </w:r>
-      <w:r>
-        <w:rPr>
-          <w:color w:val="auto"/>
-        </w:rPr>
-        <w:t>–</w:t>
-      </w:r>
-      <w:r>
-        <w:rPr>
-          <w:color w:val="auto"/>
-        </w:rPr>
-        <w:t xml:space="preserve"> при наличии у игрока необходимого кол-ва кусков сахара (вычисляется по формуле: текущий уровень улучшения + 1. Улучшение начинается с нулевого уровня) увеличивает итоговую производительность здания на 1%</w:t>
-      </w:r>
-      <w:r>
-        <w:rPr>
-          <w:color w:val="auto"/>
-        </w:rPr>
-        <w:t>;</w:t>
-      </w:r>
-    </w:p>
-    <w:p>
-      <w:pPr>
-        <w:pStyle w:val="2"/>
-        <w:rPr>
-          <w:color w:val="auto"/>
-        </w:rPr>
-      </w:pPr>
-      <w:r>
-        <w:rPr>
-          <w:b/>
-          <w:color w:val="auto"/>
-        </w:rPr>
-        <w:t>Нажатие на кнопку покупки события</w:t>
-      </w:r>
-      <w:r>
-        <w:rPr>
-          <w:color w:val="auto"/>
-        </w:rPr>
-        <w:t xml:space="preserve"> – при наличии у игрока необходимого кол-ва «печенья» (вычисляется по конкретной формуле) происходит покупка события</w:t>
-      </w:r>
-      <w:r>
-        <w:rPr>
-          <w:color w:val="auto"/>
-        </w:rPr>
-        <w:t>;</w:t>
-      </w:r>
-    </w:p>
-    <w:p>
-      <w:pPr>
-        <w:pStyle w:val="2"/>
-        <w:rPr>
-          <w:color w:val="auto"/>
-        </w:rPr>
-      </w:pPr>
-      <w:r>
-        <w:rPr>
-          <w:b/>
-          <w:color w:val="auto"/>
-        </w:rPr>
-        <w:t>Покупка события</w:t>
-      </w:r>
-      <w:r>
-        <w:rPr>
-          <w:color w:val="auto"/>
-        </w:rPr>
-        <w:t xml:space="preserve"> – игроку добавляется состояние купленного события и эффекты начала данного события</w:t>
-      </w:r>
-      <w:r>
-        <w:rPr>
-          <w:color w:val="auto"/>
-        </w:rPr>
-        <w:t>.</w:t>
-      </w:r>
-    </w:p>
-    <w:p>
-      <w:pPr>
-        <w:pStyle w:val="2"/>
-        <w:rPr>
-          <w:b/>
-          <w:color w:val="auto"/>
-        </w:rPr>
-      </w:pPr>
-      <w:r>
-        <w:rPr>
-          <w:b/>
-          <w:color w:val="auto"/>
+          <w:b/>
+          <w:color w:val="auto"/>
+          <w:u w:val="single"/>
+        </w:rPr>
+      </w:pPr>
+      <w:r>
+        <w:rPr>
+          <w:b/>
+          <w:color w:val="FF9900"/>
+          <w:u w:val="single"/>
         </w:rPr>
         <w:t>«Золотая лихорадка»</w:t>
       </w:r>
       <w:r>
         <w:rPr>
           <w:color w:val="auto"/>
+          <w:u w:val="single"/>
         </w:rPr>
         <w:t xml:space="preserve"> –</w:t>
       </w:r>
@@ -1011,19 +2415,15 @@
         <w:ind w:left="1789" w:firstLine="338"/>
         <w:rPr>
           <w:b/>
-        </w:rPr>
-      </w:pPr>
-      <w:r>
-        <w:rPr>
-          <w:b/>
-        </w:rPr>
-        <w:t>Условие</w:t>
-      </w:r>
-      <w:r>
-        <w:rPr>
-          <w:b/>
-        </w:rPr>
-        <w:t>:</w:t>
+          <w:i/>
+        </w:rPr>
+      </w:pPr>
+      <w:r>
+        <w:rPr>
+          <w:b/>
+          <w:i/>
+        </w:rPr>
+        <w:t>Условие:</w:t>
       </w:r>
     </w:p>
     <w:p>
@@ -1048,7 +2448,16 @@
         <w:t>ро</w:t>
       </w:r>
       <w:r>
-        <w:t>к нажал на золотое печенье до его исчезновения;</w:t>
+        <w:t xml:space="preserve">к нажал на </w:t>
+      </w:r>
+      <w:r>
+        <w:rPr>
+          <w:color w:val="FF9900"/>
+        </w:rPr>
+        <w:t xml:space="preserve">золотое печенье </w:t>
+      </w:r>
+      <w:r>
+        <w:t>до его исчезновения;</w:t>
       </w:r>
     </w:p>
     <w:p>
@@ -1061,11 +2470,13 @@
         <w:ind w:left="1789" w:firstLine="338"/>
         <w:rPr>
           <w:b/>
-        </w:rPr>
-      </w:pPr>
-      <w:r>
-        <w:rPr>
-          <w:b/>
+          <w:i/>
+        </w:rPr>
+      </w:pPr>
+      <w:r>
+        <w:rPr>
+          <w:b/>
+          <w:i/>
         </w:rPr>
         <w:t>Результат:</w:t>
       </w:r>
@@ -1077,7 +2488,7 @@
           <w:ilvl w:val="0"/>
           <w:numId w:val="0"/>
         </w:numPr>
-        <w:ind w:left="1789" w:firstLine="338"/>
+        <w:ind w:left="2268" w:firstLine="567"/>
       </w:pPr>
       <w:r>
         <w:rPr>
@@ -1086,10 +2497,20 @@
         <w:tab/>
       </w:r>
       <w:r>
-        <w:t>Игро</w:t>
-      </w:r>
-      <w:r>
-        <w:t>ку добавляется случайный эффект из списка эффектов «золотой лихорадки» на определённое время, привязанное к этому эффекту.</w:t>
+        <w:t xml:space="preserve">Игроку добавляется случайный эффект из списка эффектов </w:t>
+      </w:r>
+      <w:r>
+        <w:rPr>
+          <w:color w:val="FF9900"/>
+        </w:rPr>
+        <w:t>«золотой лихорадки»</w:t>
+      </w:r>
+      <w:r>
+        <w:t xml:space="preserve"> на определённое время, </w:t>
+      </w:r>
+      <w:r>
+        <w:lastRenderedPageBreak/>
+        <w:t>привязанное к этому эффекту;</w:t>
       </w:r>
     </w:p>
     <w:p>
@@ -1110,106 +2531,259 @@
     <w:p>
       <w:pPr>
         <w:pStyle w:val="2"/>
-      </w:pPr>
-      <w:r>
-        <w:rPr>
-          <w:b/>
-          <w:color w:val="7030A0"/>
+        <w:rPr>
+          <w:color w:val="auto"/>
+        </w:rPr>
+      </w:pPr>
+      <w:r>
+        <w:rPr>
+          <w:b/>
+          <w:color w:val="auto"/>
         </w:rPr>
         <w:t>Продолжительные нажатия</w:t>
       </w:r>
       <w:r>
         <w:rPr>
           <w:b/>
-          <w:color w:val="7030A0"/>
-        </w:rPr>
-        <w:t xml:space="preserve"> на большое печенье</w:t>
-      </w:r>
-      <w:r>
-        <w:rPr>
-          <w:color w:val="7030A0"/>
+          <w:color w:val="auto"/>
+        </w:rPr>
+        <w:t xml:space="preserve"> на </w:t>
+      </w:r>
+      <w:r>
+        <w:rPr>
+          <w:b/>
+          <w:color w:val="806000" w:themeColor="accent4" w:themeShade="80"/>
+        </w:rPr>
+        <w:t>большое печенье</w:t>
+      </w:r>
+      <w:r>
+        <w:rPr>
+          <w:color w:val="806000" w:themeColor="accent4" w:themeShade="80"/>
         </w:rPr>
         <w:t xml:space="preserve"> </w:t>
       </w:r>
       <w:r>
-        <w:t>– процесс периодического нажатия на большое печенье;</w:t>
-      </w:r>
-    </w:p>
-    <w:p>
-      <w:pPr>
-        <w:pStyle w:val="2"/>
+        <w:rPr>
+          <w:color w:val="auto"/>
+        </w:rPr>
+        <w:t xml:space="preserve">– процесс периодического </w:t>
+      </w:r>
+      <w:r>
+        <w:rPr>
+          <w:color w:val="auto"/>
+        </w:rPr>
+        <w:t xml:space="preserve">нажатия на </w:t>
+      </w:r>
+      <w:r>
+        <w:rPr>
+          <w:color w:val="806000" w:themeColor="accent4" w:themeShade="80"/>
+        </w:rPr>
+        <w:t>большое печенье</w:t>
+      </w:r>
+      <w:r>
+        <w:rPr>
+          <w:color w:val="auto"/>
+        </w:rPr>
+        <w:t>;</w:t>
+      </w:r>
+    </w:p>
+    <w:p>
+      <w:pPr>
+        <w:pStyle w:val="2"/>
+        <w:rPr>
+          <w:color w:val="auto"/>
+        </w:rPr>
       </w:pPr>
       <w:proofErr w:type="spellStart"/>
       <w:r>
         <w:rPr>
           <w:b/>
-          <w:color w:val="7030A0"/>
+          <w:color w:val="auto"/>
         </w:rPr>
         <w:t>Гриндинг</w:t>
       </w:r>
       <w:proofErr w:type="spellEnd"/>
       <w:r>
+        <w:rPr>
+          <w:color w:val="auto"/>
+        </w:rPr>
         <w:t xml:space="preserve"> – </w:t>
       </w:r>
       <w:proofErr w:type="spellStart"/>
       <w:r>
+        <w:rPr>
+          <w:color w:val="auto"/>
+        </w:rPr>
         <w:t>гринд</w:t>
       </w:r>
       <w:proofErr w:type="spellEnd"/>
       <w:r>
-        <w:t>, включающий в себя заработку «печенья», кусков сахара и небесной крошки;</w:t>
-      </w:r>
-    </w:p>
-    <w:p>
-      <w:pPr>
-        <w:pStyle w:val="2"/>
-      </w:pPr>
-      <w:r>
-        <w:rPr>
-          <w:b/>
-          <w:color w:val="7030A0"/>
+        <w:rPr>
+          <w:color w:val="auto"/>
+        </w:rPr>
+        <w:t xml:space="preserve">, включающий в себя заработку </w:t>
+      </w:r>
+      <w:r>
+        <w:rPr>
+          <w:color w:val="806000" w:themeColor="accent4" w:themeShade="80"/>
+        </w:rPr>
+        <w:t>«печенья»,</w:t>
+      </w:r>
+      <w:r>
+        <w:rPr>
+          <w:color w:val="auto"/>
+        </w:rPr>
+        <w:t xml:space="preserve"> </w:t>
+      </w:r>
+      <w:r>
+        <w:rPr>
+          <w:color w:val="00B0F0"/>
+        </w:rPr>
+        <w:t xml:space="preserve">кусков сахара </w:t>
+      </w:r>
+      <w:r>
+        <w:rPr>
+          <w:color w:val="auto"/>
+        </w:rPr>
+        <w:t xml:space="preserve">и </w:t>
+      </w:r>
+      <w:r>
+        <w:rPr>
+          <w:color w:val="2E74B5" w:themeColor="accent1" w:themeShade="BF"/>
+        </w:rPr>
+        <w:t>небесной крошки</w:t>
+      </w:r>
+      <w:r>
+        <w:rPr>
+          <w:color w:val="auto"/>
+        </w:rPr>
+        <w:t>;</w:t>
+      </w:r>
+    </w:p>
+    <w:p>
+      <w:pPr>
+        <w:pStyle w:val="2"/>
+        <w:rPr>
+          <w:color w:val="auto"/>
+        </w:rPr>
+      </w:pPr>
+      <w:r>
+        <w:rPr>
+          <w:b/>
+          <w:color w:val="auto"/>
         </w:rPr>
         <w:t>Взаимодействие с мини-играми</w:t>
       </w:r>
       <w:r>
-        <w:t xml:space="preserve"> – процесс взаимодействия с мини-играми</w:t>
-      </w:r>
-      <w:r>
-        <w:t xml:space="preserve">, который состоит из открытия мини-игры, ознакомления с </w:t>
-      </w:r>
-      <w:r>
-        <w:lastRenderedPageBreak/>
-        <w:t>правилами и самого игрового процесса;</w:t>
-      </w:r>
-    </w:p>
-    <w:p>
-      <w:pPr>
-        <w:pStyle w:val="2"/>
-      </w:pPr>
-      <w:r>
-        <w:rPr>
-          <w:b/>
-          <w:color w:val="7030A0"/>
+        <w:rPr>
+          <w:color w:val="auto"/>
+        </w:rPr>
+        <w:t xml:space="preserve"> – </w:t>
+      </w:r>
+      <w:r>
+        <w:rPr>
+          <w:color w:val="FF0000"/>
+        </w:rPr>
+        <w:t xml:space="preserve">процесс взаимодействия </w:t>
+      </w:r>
+      <w:r>
+        <w:rPr>
+          <w:color w:val="auto"/>
+        </w:rPr>
+        <w:t>с мини-играми</w:t>
+      </w:r>
+      <w:r>
+        <w:rPr>
+          <w:color w:val="auto"/>
+        </w:rPr>
+        <w:t>, который состоит из открытия мини-игры, ознакомления с правилами и самого игрового процесса;</w:t>
+      </w:r>
+    </w:p>
+    <w:p>
+      <w:pPr>
+        <w:pStyle w:val="2"/>
+        <w:rPr>
+          <w:color w:val="auto"/>
+        </w:rPr>
+      </w:pPr>
+      <w:r>
+        <w:rPr>
+          <w:b/>
+          <w:color w:val="auto"/>
         </w:rPr>
         <w:t>Прокачка</w:t>
       </w:r>
       <w:r>
-        <w:t xml:space="preserve"> – приобретение и улучшений зданий;</w:t>
-      </w:r>
-    </w:p>
-    <w:p>
-      <w:pPr>
-        <w:pStyle w:val="2"/>
-      </w:pPr>
-      <w:r>
-        <w:rPr>
-          <w:b/>
-          <w:color w:val="7030A0"/>
+        <w:rPr>
+          <w:color w:val="auto"/>
+        </w:rPr>
+        <w:t xml:space="preserve"> – приобретение</w:t>
+      </w:r>
+      <w:r>
+        <w:rPr>
+          <w:color w:val="auto"/>
+        </w:rPr>
+        <w:t xml:space="preserve"> </w:t>
+      </w:r>
+      <w:r>
+        <w:rPr>
+          <w:color w:val="9900CC"/>
+        </w:rPr>
+        <w:t>улучшений</w:t>
+      </w:r>
+      <w:r>
+        <w:rPr>
+          <w:color w:val="auto"/>
+        </w:rPr>
+        <w:t xml:space="preserve"> </w:t>
+      </w:r>
+      <w:r>
+        <w:rPr>
+          <w:color w:val="auto"/>
+        </w:rPr>
+        <w:t xml:space="preserve">и </w:t>
+      </w:r>
+      <w:r>
+        <w:rPr>
+          <w:color w:val="CC0099"/>
+        </w:rPr>
+        <w:t>зданий</w:t>
+      </w:r>
+      <w:r>
+        <w:rPr>
+          <w:color w:val="auto"/>
+        </w:rPr>
+        <w:t>;</w:t>
+      </w:r>
+    </w:p>
+    <w:p>
+      <w:pPr>
+        <w:pStyle w:val="2"/>
+      </w:pPr>
+      <w:r>
+        <w:rPr>
+          <w:b/>
+          <w:color w:val="auto"/>
         </w:rPr>
         <w:t>Составление игрового плана</w:t>
       </w:r>
       <w:r>
-        <w:t xml:space="preserve"> – включает в себя определения основного способа получения «печенья» или же расставление игровых приоритетов: </w:t>
+        <w:rPr>
+          <w:color w:val="auto"/>
+        </w:rPr>
+        <w:t xml:space="preserve"> </w:t>
+      </w:r>
+      <w:r>
+        <w:t xml:space="preserve">– включает в себя определения основного способа получения </w:t>
+      </w:r>
+      <w:r>
+        <w:rPr>
+          <w:color w:val="806000" w:themeColor="accent4" w:themeShade="80"/>
+        </w:rPr>
+        <w:t xml:space="preserve">«печенья» </w:t>
+      </w:r>
+      <w:r>
+        <w:t xml:space="preserve">или же расставление игровых приоритетов: </w:t>
       </w:r>
       <w:proofErr w:type="spellStart"/>
       <w:r>
@@ -1217,7 +2791,22 @@
       </w:r>
       <w:proofErr w:type="spellEnd"/>
       <w:r>
-        <w:t xml:space="preserve"> кусков сахара или «печенья»</w:t>
+        <w:t xml:space="preserve"> </w:t>
+      </w:r>
+      <w:r>
+        <w:rPr>
+          <w:color w:val="00B0F0"/>
+        </w:rPr>
+        <w:t xml:space="preserve">кусков сахара </w:t>
+      </w:r>
+      <w:r>
+        <w:t xml:space="preserve">или </w:t>
+      </w:r>
+      <w:r>
+        <w:rPr>
+          <w:color w:val="806000" w:themeColor="accent4" w:themeShade="80"/>
+        </w:rPr>
+        <w:t>«печенья»</w:t>
       </w:r>
       <w:r>
         <w:t xml:space="preserve">, а также </w:t>
@@ -1322,7 +2911,6 @@
             <w:r>
               <w:rPr>
                 <w:b/>
-                <w:color w:val="7030A0"/>
               </w:rPr>
               <w:t>Закликивание</w:t>
             </w:r>
@@ -1330,21 +2918,27 @@
             <w:r>
               <w:rPr>
                 <w:b/>
-                <w:color w:val="7030A0"/>
-              </w:rPr>
-              <w:t xml:space="preserve"> большого</w:t>
-            </w:r>
-            <w:r>
-              <w:rPr>
-                <w:b/>
-                <w:color w:val="7030A0"/>
               </w:rPr>
               <w:t xml:space="preserve"> </w:t>
             </w:r>
             <w:r>
               <w:rPr>
                 <w:b/>
-                <w:color w:val="7030A0"/>
+                <w:color w:val="806000" w:themeColor="accent4" w:themeShade="80"/>
+              </w:rPr>
+              <w:t>большого</w:t>
+            </w:r>
+            <w:r>
+              <w:rPr>
+                <w:b/>
+                <w:color w:val="806000" w:themeColor="accent4" w:themeShade="80"/>
+              </w:rPr>
+              <w:t xml:space="preserve"> </w:t>
+            </w:r>
+            <w:r>
+              <w:rPr>
+                <w:b/>
+                <w:color w:val="806000" w:themeColor="accent4" w:themeShade="80"/>
               </w:rPr>
               <w:t>печенья</w:t>
             </w:r>
@@ -1364,8 +2958,22 @@
             <w:r>
               <w:rPr>
                 <w:b/>
-              </w:rPr>
-              <w:t>Клик по большому печенью</w:t>
+                <w:color w:val="FF0000"/>
+              </w:rPr>
+              <w:t>Клик</w:t>
+            </w:r>
+            <w:r>
+              <w:rPr>
+                <w:b/>
+              </w:rPr>
+              <w:t xml:space="preserve"> по </w:t>
+            </w:r>
+            <w:r>
+              <w:rPr>
+                <w:b/>
+                <w:color w:val="806000" w:themeColor="accent4" w:themeShade="80"/>
+              </w:rPr>
+              <w:t>большому печенью</w:t>
             </w:r>
           </w:p>
         </w:tc>
@@ -1400,7 +3008,14 @@
               <w:rPr>
                 <w:b/>
               </w:rPr>
-              <w:t>Нажатие на кнопку покупки улучшения</w:t>
+              <w:t xml:space="preserve">Покупка </w:t>
+            </w:r>
+            <w:r>
+              <w:rPr>
+                <w:b/>
+                <w:color w:val="CC0099"/>
+              </w:rPr>
+              <w:t>здания</w:t>
             </w:r>
           </w:p>
         </w:tc>
@@ -1416,14 +3031,12 @@
               <w:ind w:firstLine="0"/>
               <w:rPr>
                 <w:b/>
-                <w:color w:val="7030A0"/>
               </w:rPr>
             </w:pPr>
             <w:proofErr w:type="spellStart"/>
             <w:r>
               <w:rPr>
                 <w:b/>
-                <w:color w:val="7030A0"/>
               </w:rPr>
               <w:t>Гриндинг</w:t>
             </w:r>
@@ -1441,8 +3054,28 @@
             <w:r>
               <w:rPr>
                 <w:b/>
-              </w:rPr>
-              <w:t>Клик по большому печенью</w:t>
+                <w:color w:val="FF0000"/>
+              </w:rPr>
+              <w:t>Клик</w:t>
+            </w:r>
+            <w:r>
+              <w:rPr>
+                <w:b/>
+              </w:rPr>
+              <w:t xml:space="preserve"> </w:t>
+            </w:r>
+            <w:r>
+              <w:rPr>
+                <w:b/>
+              </w:rPr>
+              <w:t xml:space="preserve">по </w:t>
+            </w:r>
+            <w:r>
+              <w:rPr>
+                <w:b/>
+                <w:color w:val="806000" w:themeColor="accent4" w:themeShade="80"/>
+              </w:rPr>
+              <w:t>большому печенью</w:t>
             </w:r>
           </w:p>
         </w:tc>
@@ -1474,7 +3107,14 @@
               <w:rPr>
                 <w:b/>
               </w:rPr>
-              <w:t>Получение небесной крошки</w:t>
+              <w:t xml:space="preserve">Получение </w:t>
+            </w:r>
+            <w:r>
+              <w:rPr>
+                <w:b/>
+                <w:color w:val="2E74B5" w:themeColor="accent1" w:themeShade="BF"/>
+              </w:rPr>
+              <w:t>небесной крошки</w:t>
             </w:r>
           </w:p>
         </w:tc>
@@ -1506,13 +3146,14 @@
               <w:rPr>
                 <w:b/>
               </w:rPr>
-              <w:t>Нажатие на кнопку совершения</w:t>
+              <w:t xml:space="preserve">Совершение </w:t>
             </w:r>
             <w:r>
               <w:rPr>
                 <w:b/>
-              </w:rPr>
-              <w:t xml:space="preserve"> восхождения</w:t>
+                <w:color w:val="1F4E79" w:themeColor="accent1" w:themeShade="80"/>
+              </w:rPr>
+              <w:t>восхождения</w:t>
             </w:r>
           </w:p>
         </w:tc>
@@ -1533,7 +3174,6 @@
             <w:r>
               <w:rPr>
                 <w:b/>
-                <w:color w:val="7030A0"/>
               </w:rPr>
               <w:t>Взаимодействие с мини-играми</w:t>
             </w:r>
@@ -1554,7 +3194,14 @@
               <w:rPr>
                 <w:b/>
               </w:rPr>
-              <w:t>Нажатие на кнопку покупки улучшения здания</w:t>
+              <w:t xml:space="preserve">Покупка </w:t>
+            </w:r>
+            <w:r>
+              <w:rPr>
+                <w:b/>
+                <w:color w:val="9900CC"/>
+              </w:rPr>
+              <w:t>улучшения</w:t>
             </w:r>
           </w:p>
         </w:tc>
@@ -1570,7 +3217,6 @@
               <w:ind w:firstLine="0"/>
               <w:rPr>
                 <w:b/>
-                <w:color w:val="7030A0"/>
               </w:rPr>
             </w:pPr>
           </w:p>
@@ -1589,8 +3235,15 @@
             <w:r>
               <w:rPr>
                 <w:b/>
-              </w:rPr>
-              <w:t>Нажатие на иконку мини-игры</w:t>
+                <w:color w:val="FF0000"/>
+              </w:rPr>
+              <w:t>Нажатие</w:t>
+            </w:r>
+            <w:r>
+              <w:rPr>
+                <w:b/>
+              </w:rPr>
+              <w:t xml:space="preserve"> на иконку мини-игры</w:t>
             </w:r>
           </w:p>
         </w:tc>
@@ -1606,7 +3259,6 @@
               <w:ind w:firstLine="0"/>
               <w:rPr>
                 <w:b/>
-                <w:color w:val="7030A0"/>
               </w:rPr>
             </w:pPr>
           </w:p>
@@ -1626,7 +3278,14 @@
               <w:rPr>
                 <w:b/>
               </w:rPr>
-              <w:t>Клик по куску сахара</w:t>
+              <w:t xml:space="preserve">Получение </w:t>
+            </w:r>
+            <w:r>
+              <w:rPr>
+                <w:b/>
+                <w:color w:val="00B0F0"/>
+              </w:rPr>
+              <w:t>кусков сахара</w:t>
             </w:r>
           </w:p>
         </w:tc>
@@ -1642,13 +3301,11 @@
               <w:ind w:firstLine="0"/>
               <w:rPr>
                 <w:b/>
-                <w:color w:val="7030A0"/>
               </w:rPr>
             </w:pPr>
             <w:r>
               <w:rPr>
                 <w:b/>
-                <w:color w:val="7030A0"/>
               </w:rPr>
               <w:t>Прокачка</w:t>
             </w:r>
@@ -1669,7 +3326,14 @@
               <w:rPr>
                 <w:b/>
               </w:rPr>
-              <w:t>Нажатие на кнопку покупки улучшения</w:t>
+              <w:t xml:space="preserve">Покупка </w:t>
+            </w:r>
+            <w:r>
+              <w:rPr>
+                <w:b/>
+                <w:color w:val="9900CC"/>
+              </w:rPr>
+              <w:t>улучшения</w:t>
             </w:r>
           </w:p>
         </w:tc>
@@ -1685,7 +3349,6 @@
               <w:ind w:firstLine="0"/>
               <w:rPr>
                 <w:b/>
-                <w:color w:val="7030A0"/>
               </w:rPr>
             </w:pPr>
           </w:p>
@@ -1705,7 +3368,14 @@
               <w:rPr>
                 <w:b/>
               </w:rPr>
-              <w:t>Нажатие на кнопку покупки здания</w:t>
+              <w:t>Покупка</w:t>
+            </w:r>
+            <w:r>
+              <w:rPr>
+                <w:b/>
+                <w:color w:val="CC0099"/>
+              </w:rPr>
+              <w:t xml:space="preserve"> здания</w:t>
             </w:r>
           </w:p>
         </w:tc>
@@ -1721,13 +3391,11 @@
               <w:ind w:firstLine="0"/>
               <w:rPr>
                 <w:b/>
-                <w:color w:val="7030A0"/>
               </w:rPr>
             </w:pPr>
             <w:r>
               <w:rPr>
                 <w:b/>
-                <w:color w:val="7030A0"/>
               </w:rPr>
               <w:t>Составление игрового плана</w:t>
             </w:r>
@@ -1747,8 +3415,22 @@
             <w:r>
               <w:rPr>
                 <w:b/>
-              </w:rPr>
-              <w:t>Клик по большому печенью</w:t>
+                <w:color w:val="FF0000"/>
+              </w:rPr>
+              <w:t xml:space="preserve">Клик </w:t>
+            </w:r>
+            <w:r>
+              <w:rPr>
+                <w:b/>
+              </w:rPr>
+              <w:t xml:space="preserve">по </w:t>
+            </w:r>
+            <w:r>
+              <w:rPr>
+                <w:b/>
+                <w:color w:val="806000" w:themeColor="accent4" w:themeShade="80"/>
+              </w:rPr>
+              <w:t>большому печенью</w:t>
             </w:r>
           </w:p>
         </w:tc>
@@ -1784,13 +3466,14 @@
               <w:rPr>
                 <w:b/>
               </w:rPr>
-              <w:t>Нажатие на кнопку совершения</w:t>
+              <w:t xml:space="preserve">Совершение </w:t>
             </w:r>
             <w:r>
               <w:rPr>
                 <w:b/>
-              </w:rPr>
-              <w:t xml:space="preserve"> восхождения</w:t>
+                <w:color w:val="1F4E79" w:themeColor="accent1" w:themeShade="80"/>
+              </w:rPr>
+              <w:t>восхождения</w:t>
             </w:r>
           </w:p>
         </w:tc>
@@ -1826,7 +3509,14 @@
               <w:rPr>
                 <w:b/>
               </w:rPr>
-              <w:t>Клик по куску сахара</w:t>
+              <w:t xml:space="preserve">Получение </w:t>
+            </w:r>
+            <w:r>
+              <w:rPr>
+                <w:b/>
+                <w:color w:val="00B0F0"/>
+              </w:rPr>
+              <w:t>куска сахара</w:t>
             </w:r>
           </w:p>
         </w:tc>
@@ -1862,7 +3552,14 @@
               <w:rPr>
                 <w:b/>
               </w:rPr>
-              <w:t>Получение небесных крошек</w:t>
+              <w:t xml:space="preserve">Получение </w:t>
+            </w:r>
+            <w:r>
+              <w:rPr>
+                <w:b/>
+                <w:color w:val="1F4E79" w:themeColor="accent1" w:themeShade="80"/>
+              </w:rPr>
+              <w:t>небесных крошек</w:t>
             </w:r>
           </w:p>
         </w:tc>
@@ -1876,6 +3573,8 @@
           <w:numId w:val="0"/>
         </w:numPr>
       </w:pPr>
+      <w:bookmarkStart w:id="0" w:name="_GoBack"/>
+      <w:bookmarkEnd w:id="0"/>
     </w:p>
     <w:sectPr>
       <w:pgSz w:w="11906" w:h="16838"/>
@@ -2271,6 +3970,96 @@
     </w:lvl>
   </w:abstractNum>
   <w:abstractNum w:abstractNumId="4">
+    <w:nsid w:val="66C73F35"/>
+    <w:multiLevelType w:val="hybridMultilevel"/>
+    <w:tmpl w:val="92F07D26"/>
+    <w:lvl w:ilvl="0" w:tplc="C2C821AA">
+      <w:start w:val="1"/>
+      <w:numFmt w:val="decimal"/>
+      <w:lvlText w:val="%1."/>
+      <w:lvlJc w:val="left"/>
+      <w:pPr>
+        <w:ind w:left="3196" w:hanging="360"/>
+      </w:pPr>
+      <w:rPr>
+        <w:rFonts w:hint="default"/>
+        <w:b w:val="0"/>
+      </w:rPr>
+    </w:lvl>
+    <w:lvl w:ilvl="1" w:tplc="04190019" w:tentative="1">
+      <w:start w:val="1"/>
+      <w:numFmt w:val="lowerLetter"/>
+      <w:lvlText w:val="%2."/>
+      <w:lvlJc w:val="left"/>
+      <w:pPr>
+        <w:ind w:left="3916" w:hanging="360"/>
+      </w:pPr>
+    </w:lvl>
+    <w:lvl w:ilvl="2" w:tplc="0419001B" w:tentative="1">
+      <w:start w:val="1"/>
+      <w:numFmt w:val="lowerRoman"/>
+      <w:lvlText w:val="%3."/>
+      <w:lvlJc w:val="right"/>
+      <w:pPr>
+        <w:ind w:left="4636" w:hanging="180"/>
+      </w:pPr>
+    </w:lvl>
+    <w:lvl w:ilvl="3" w:tplc="0419000F" w:tentative="1">
+      <w:start w:val="1"/>
+      <w:numFmt w:val="decimal"/>
+      <w:lvlText w:val="%4."/>
+      <w:lvlJc w:val="left"/>
+      <w:pPr>
+        <w:ind w:left="5356" w:hanging="360"/>
+      </w:pPr>
+    </w:lvl>
+    <w:lvl w:ilvl="4" w:tplc="04190019" w:tentative="1">
+      <w:start w:val="1"/>
+      <w:numFmt w:val="lowerLetter"/>
+      <w:lvlText w:val="%5."/>
+      <w:lvlJc w:val="left"/>
+      <w:pPr>
+        <w:ind w:left="6076" w:hanging="360"/>
+      </w:pPr>
+    </w:lvl>
+    <w:lvl w:ilvl="5" w:tplc="0419001B" w:tentative="1">
+      <w:start w:val="1"/>
+      <w:numFmt w:val="lowerRoman"/>
+      <w:lvlText w:val="%6."/>
+      <w:lvlJc w:val="right"/>
+      <w:pPr>
+        <w:ind w:left="6796" w:hanging="180"/>
+      </w:pPr>
+    </w:lvl>
+    <w:lvl w:ilvl="6" w:tplc="0419000F" w:tentative="1">
+      <w:start w:val="1"/>
+      <w:numFmt w:val="decimal"/>
+      <w:lvlText w:val="%7."/>
+      <w:lvlJc w:val="left"/>
+      <w:pPr>
+        <w:ind w:left="7516" w:hanging="360"/>
+      </w:pPr>
+    </w:lvl>
+    <w:lvl w:ilvl="7" w:tplc="04190019" w:tentative="1">
+      <w:start w:val="1"/>
+      <w:numFmt w:val="lowerLetter"/>
+      <w:lvlText w:val="%8."/>
+      <w:lvlJc w:val="left"/>
+      <w:pPr>
+        <w:ind w:left="8236" w:hanging="360"/>
+      </w:pPr>
+    </w:lvl>
+    <w:lvl w:ilvl="8" w:tplc="0419001B" w:tentative="1">
+      <w:start w:val="1"/>
+      <w:numFmt w:val="lowerRoman"/>
+      <w:lvlText w:val="%9."/>
+      <w:lvlJc w:val="right"/>
+      <w:pPr>
+        <w:ind w:left="8956" w:hanging="180"/>
+      </w:pPr>
+    </w:lvl>
+  </w:abstractNum>
+  <w:abstractNum w:abstractNumId="5">
     <w:nsid w:val="6B032FF3"/>
     <w:multiLevelType w:val="hybridMultilevel"/>
     <w:tmpl w:val="E190149C"/>
@@ -2280,7 +4069,7 @@
       <w:lvlText w:val="%1."/>
       <w:lvlJc w:val="left"/>
       <w:pPr>
-        <w:ind w:left="2487" w:hanging="360"/>
+        <w:ind w:left="2847" w:hanging="360"/>
       </w:pPr>
       <w:rPr>
         <w:rFonts w:hint="default"/>
@@ -2292,7 +4081,7 @@
       <w:lvlText w:val="%2."/>
       <w:lvlJc w:val="left"/>
       <w:pPr>
-        <w:ind w:left="3207" w:hanging="360"/>
+        <w:ind w:left="3567" w:hanging="360"/>
       </w:pPr>
     </w:lvl>
     <w:lvl w:ilvl="2" w:tplc="0419001B" w:tentative="1">
@@ -2301,7 +4090,7 @@
       <w:lvlText w:val="%3."/>
       <w:lvlJc w:val="right"/>
       <w:pPr>
-        <w:ind w:left="3927" w:hanging="180"/>
+        <w:ind w:left="4287" w:hanging="180"/>
       </w:pPr>
     </w:lvl>
     <w:lvl w:ilvl="3" w:tplc="0419000F" w:tentative="1">
@@ -2310,7 +4099,7 @@
       <w:lvlText w:val="%4."/>
       <w:lvlJc w:val="left"/>
       <w:pPr>
-        <w:ind w:left="4647" w:hanging="360"/>
+        <w:ind w:left="5007" w:hanging="360"/>
       </w:pPr>
     </w:lvl>
     <w:lvl w:ilvl="4" w:tplc="04190019" w:tentative="1">
@@ -2319,7 +4108,7 @@
       <w:lvlText w:val="%5."/>
       <w:lvlJc w:val="left"/>
       <w:pPr>
-        <w:ind w:left="5367" w:hanging="360"/>
+        <w:ind w:left="5727" w:hanging="360"/>
       </w:pPr>
     </w:lvl>
     <w:lvl w:ilvl="5" w:tplc="0419001B" w:tentative="1">
@@ -2328,7 +4117,7 @@
       <w:lvlText w:val="%6."/>
       <w:lvlJc w:val="right"/>
       <w:pPr>
-        <w:ind w:left="6087" w:hanging="180"/>
+        <w:ind w:left="6447" w:hanging="180"/>
       </w:pPr>
     </w:lvl>
     <w:lvl w:ilvl="6" w:tplc="0419000F" w:tentative="1">
@@ -2337,7 +4126,7 @@
       <w:lvlText w:val="%7."/>
       <w:lvlJc w:val="left"/>
       <w:pPr>
-        <w:ind w:left="6807" w:hanging="360"/>
+        <w:ind w:left="7167" w:hanging="360"/>
       </w:pPr>
     </w:lvl>
     <w:lvl w:ilvl="7" w:tplc="04190019" w:tentative="1">
@@ -2346,7 +4135,7 @@
       <w:lvlText w:val="%8."/>
       <w:lvlJc w:val="left"/>
       <w:pPr>
-        <w:ind w:left="7527" w:hanging="360"/>
+        <w:ind w:left="7887" w:hanging="360"/>
       </w:pPr>
     </w:lvl>
     <w:lvl w:ilvl="8" w:tplc="0419001B" w:tentative="1">
@@ -2355,11 +4144,11 @@
       <w:lvlText w:val="%9."/>
       <w:lvlJc w:val="right"/>
       <w:pPr>
-        <w:ind w:left="8247" w:hanging="180"/>
+        <w:ind w:left="8607" w:hanging="180"/>
       </w:pPr>
     </w:lvl>
   </w:abstractNum>
-  <w:abstractNum w:abstractNumId="5">
+  <w:abstractNum w:abstractNumId="6">
     <w:nsid w:val="7D347558"/>
     <w:multiLevelType w:val="hybridMultilevel"/>
     <w:tmpl w:val="D2244974"/>
@@ -2452,7 +4241,7 @@
     <w:abstractNumId w:val="3"/>
   </w:num>
   <w:num w:numId="2">
-    <w:abstractNumId w:val="5"/>
+    <w:abstractNumId w:val="6"/>
   </w:num>
   <w:num w:numId="3">
     <w:abstractNumId w:val="0"/>
@@ -2464,6 +4253,9 @@
     <w:abstractNumId w:val="2"/>
   </w:num>
   <w:num w:numId="6">
+    <w:abstractNumId w:val="5"/>
+  </w:num>
+  <w:num w:numId="7">
     <w:abstractNumId w:val="4"/>
   </w:num>
 </w:numbering>
@@ -3373,7 +5165,7 @@
 </file>
 
 <file path=customXml/itemProps1.xml><?xml version="1.0" encoding="utf-8"?>
-<ds:datastoreItem xmlns:ds="http://schemas.openxmlformats.org/officeDocument/2006/customXml" ds:itemID="{319861FC-312A-46A5-8C13-E6B16C9F5A3C}">
+<ds:datastoreItem xmlns:ds="http://schemas.openxmlformats.org/officeDocument/2006/customXml" ds:itemID="{3F259032-A795-4E18-A24C-D6C7E9469028}">
   <ds:schemaRefs>
     <ds:schemaRef ds:uri="http://schemas.openxmlformats.org/officeDocument/2006/bibliography"/>
   </ds:schemaRefs>
